--- a/report_template/template_main/tBRCA_CustomEdition_FSDYRM_v2.0.0.docx
+++ b/report_template/template_main/tBRCA_CustomEdition_FSDYRM_v2.0.0.docx
@@ -193,21 +193,7 @@
         <w:rPr>
           <w:rFonts w:ascii="微软雅黑" w:eastAsia="微软雅黑" w:hAnsi="微软雅黑" w:cs="微软雅黑" w:hint="eastAsia"/>
         </w:rPr>
-        <w:t>地址：广东省</w:t>
-      </w:r>
-      <w:proofErr w:type="gramStart"/>
-      <w:r>
-        <w:rPr>
-          <w:rFonts w:ascii="微软雅黑" w:eastAsia="微软雅黑" w:hAnsi="微软雅黑" w:cs="微软雅黑" w:hint="eastAsia"/>
-        </w:rPr>
-        <w:t>佛山市禅城区</w:t>
-      </w:r>
-      <w:proofErr w:type="gramEnd"/>
-      <w:r>
-        <w:rPr>
-          <w:rFonts w:ascii="微软雅黑" w:eastAsia="微软雅黑" w:hAnsi="微软雅黑" w:cs="微软雅黑" w:hint="eastAsia"/>
-        </w:rPr>
-        <w:t>岭南大道北81号佛山市第一人民医院病理科</w:t>
+        <w:t>地址：广东省佛山市禅城区岭南大道北81号佛山市第一人民医院病理科</w:t>
       </w:r>
     </w:p>
     <w:p>
@@ -508,7 +494,6 @@
               <w:t>{{</w:t>
             </w:r>
             <w:proofErr w:type="spellStart"/>
-            <w:proofErr w:type="gramStart"/>
             <w:r>
               <w:rPr>
                 <w:rFonts w:ascii="微软雅黑" w:eastAsia="微软雅黑" w:hAnsi="微软雅黑" w:cs="微软雅黑"/>
@@ -516,17 +501,7 @@
                 <w:sz w:val="21"/>
                 <w:szCs w:val="21"/>
               </w:rPr>
-              <w:t>sample.patient</w:t>
-            </w:r>
-            <w:proofErr w:type="gramEnd"/>
-            <w:r>
-              <w:rPr>
-                <w:rFonts w:ascii="微软雅黑" w:eastAsia="微软雅黑" w:hAnsi="微软雅黑" w:cs="微软雅黑"/>
-                <w:color w:val="000000" w:themeColor="text1"/>
-                <w:sz w:val="21"/>
-                <w:szCs w:val="21"/>
-              </w:rPr>
-              <w:t>_name</w:t>
+              <w:t>sample.patient_name</w:t>
             </w:r>
             <w:proofErr w:type="spellEnd"/>
             <w:r>
@@ -603,7 +578,6 @@
               <w:t>{{</w:t>
             </w:r>
             <w:proofErr w:type="spellStart"/>
-            <w:proofErr w:type="gramStart"/>
             <w:r>
               <w:rPr>
                 <w:rFonts w:ascii="微软雅黑" w:eastAsia="微软雅黑" w:hAnsi="微软雅黑" w:cs="微软雅黑"/>
@@ -614,7 +588,6 @@
               <w:t>sample.gender</w:t>
             </w:r>
             <w:proofErr w:type="spellEnd"/>
-            <w:proofErr w:type="gramEnd"/>
             <w:r>
               <w:rPr>
                 <w:rFonts w:ascii="微软雅黑" w:eastAsia="微软雅黑" w:hAnsi="微软雅黑" w:cs="微软雅黑"/>
@@ -846,7 +819,6 @@
               <w:t>{{</w:t>
             </w:r>
             <w:proofErr w:type="spellStart"/>
-            <w:proofErr w:type="gramStart"/>
             <w:r>
               <w:rPr>
                 <w:rFonts w:ascii="微软雅黑" w:eastAsia="微软雅黑" w:hAnsi="微软雅黑" w:cs="微软雅黑"/>
@@ -863,17 +835,7 @@
                 <w:sz w:val="21"/>
                 <w:szCs w:val="21"/>
               </w:rPr>
-              <w:t>submission</w:t>
-            </w:r>
-            <w:proofErr w:type="gramEnd"/>
-            <w:r>
-              <w:rPr>
-                <w:rFonts w:ascii="微软雅黑" w:eastAsia="微软雅黑" w:hAnsi="微软雅黑" w:cs="微软雅黑"/>
-                <w:color w:val="000000" w:themeColor="text1"/>
-                <w:sz w:val="21"/>
-                <w:szCs w:val="21"/>
-              </w:rPr>
-              <w:t>_department</w:t>
+              <w:t>submission_department</w:t>
             </w:r>
             <w:proofErr w:type="spellEnd"/>
             <w:r>
@@ -959,7 +921,6 @@
               <w:t>{{</w:t>
             </w:r>
             <w:proofErr w:type="spellStart"/>
-            <w:proofErr w:type="gramStart"/>
             <w:r>
               <w:rPr>
                 <w:rFonts w:ascii="微软雅黑" w:eastAsia="微软雅黑" w:hAnsi="微软雅黑" w:cs="微软雅黑"/>
@@ -967,17 +928,7 @@
                 <w:sz w:val="21"/>
                 <w:szCs w:val="21"/>
               </w:rPr>
-              <w:t>sample.submission</w:t>
-            </w:r>
-            <w:proofErr w:type="gramEnd"/>
-            <w:r>
-              <w:rPr>
-                <w:rFonts w:ascii="微软雅黑" w:eastAsia="微软雅黑" w:hAnsi="微软雅黑" w:cs="微软雅黑"/>
-                <w:color w:val="000000" w:themeColor="text1"/>
-                <w:sz w:val="21"/>
-                <w:szCs w:val="21"/>
-              </w:rPr>
-              <w:t>_doctor</w:t>
+              <w:t>sample.submission_doctor</w:t>
             </w:r>
             <w:proofErr w:type="spellEnd"/>
             <w:r>
@@ -1068,7 +1019,6 @@
               <w:t>{{</w:t>
             </w:r>
             <w:proofErr w:type="spellStart"/>
-            <w:proofErr w:type="gramStart"/>
             <w:r>
               <w:rPr>
                 <w:rFonts w:ascii="微软雅黑" w:eastAsia="微软雅黑" w:hAnsi="微软雅黑" w:cs="微软雅黑"/>
@@ -1085,17 +1035,7 @@
                 <w:sz w:val="21"/>
                 <w:szCs w:val="21"/>
               </w:rPr>
-              <w:t>outpatient</w:t>
-            </w:r>
-            <w:proofErr w:type="gramEnd"/>
-            <w:r>
-              <w:rPr>
-                <w:rFonts w:ascii="微软雅黑" w:eastAsia="微软雅黑" w:hAnsi="微软雅黑" w:cs="微软雅黑"/>
-                <w:color w:val="000000" w:themeColor="text1"/>
-                <w:sz w:val="21"/>
-                <w:szCs w:val="21"/>
-              </w:rPr>
-              <w:t>_service_no</w:t>
+              <w:t>outpatient_service_no</w:t>
             </w:r>
             <w:proofErr w:type="spellEnd"/>
             <w:r>
@@ -1172,7 +1112,6 @@
               <w:t>{{</w:t>
             </w:r>
             <w:proofErr w:type="spellStart"/>
-            <w:proofErr w:type="gramStart"/>
             <w:r>
               <w:rPr>
                 <w:rFonts w:ascii="微软雅黑" w:eastAsia="微软雅黑" w:hAnsi="微软雅黑" w:cs="微软雅黑"/>
@@ -1189,17 +1128,7 @@
                 <w:sz w:val="21"/>
                 <w:szCs w:val="21"/>
               </w:rPr>
-              <w:t>hospitalization</w:t>
-            </w:r>
-            <w:proofErr w:type="gramEnd"/>
-            <w:r>
-              <w:rPr>
-                <w:rFonts w:ascii="微软雅黑" w:eastAsia="微软雅黑" w:hAnsi="微软雅黑" w:cs="微软雅黑"/>
-                <w:color w:val="000000" w:themeColor="text1"/>
-                <w:sz w:val="21"/>
-                <w:szCs w:val="21"/>
-              </w:rPr>
-              <w:t>_no</w:t>
+              <w:t>hospitalization_no</w:t>
             </w:r>
             <w:proofErr w:type="spellEnd"/>
             <w:r>
@@ -1382,7 +1311,6 @@
               <w:t>{{</w:t>
             </w:r>
             <w:proofErr w:type="spellStart"/>
-            <w:proofErr w:type="gramStart"/>
             <w:r>
               <w:rPr>
                 <w:rFonts w:ascii="微软雅黑" w:eastAsia="微软雅黑" w:hAnsi="微软雅黑" w:cs="微软雅黑"/>
@@ -1399,17 +1327,7 @@
                 <w:sz w:val="21"/>
                 <w:szCs w:val="21"/>
               </w:rPr>
-              <w:t>submission</w:t>
-            </w:r>
-            <w:proofErr w:type="gramEnd"/>
-            <w:r>
-              <w:rPr>
-                <w:rFonts w:ascii="微软雅黑" w:eastAsia="微软雅黑" w:hAnsi="微软雅黑" w:cs="微软雅黑"/>
-                <w:color w:val="000000" w:themeColor="text1"/>
-                <w:sz w:val="21"/>
-                <w:szCs w:val="21"/>
-              </w:rPr>
-              <w:t>_date</w:t>
+              <w:t>submission_date</w:t>
             </w:r>
             <w:proofErr w:type="spellEnd"/>
             <w:r>
@@ -1496,7 +1414,6 @@
               <w:t>{{</w:t>
             </w:r>
             <w:proofErr w:type="spellStart"/>
-            <w:proofErr w:type="gramStart"/>
             <w:r>
               <w:rPr>
                 <w:rFonts w:ascii="微软雅黑" w:eastAsia="微软雅黑" w:hAnsi="微软雅黑" w:cs="微软雅黑"/>
@@ -1513,17 +1430,7 @@
                 <w:sz w:val="21"/>
                 <w:szCs w:val="21"/>
               </w:rPr>
-              <w:t>report</w:t>
-            </w:r>
-            <w:proofErr w:type="gramEnd"/>
-            <w:r>
-              <w:rPr>
-                <w:rFonts w:ascii="微软雅黑" w:eastAsia="微软雅黑" w:hAnsi="微软雅黑" w:cs="微软雅黑" w:hint="eastAsia"/>
-                <w:color w:val="000000" w:themeColor="text1"/>
-                <w:sz w:val="21"/>
-                <w:szCs w:val="21"/>
-              </w:rPr>
-              <w:t>_date</w:t>
+              <w:t>report_date</w:t>
             </w:r>
             <w:proofErr w:type="spellEnd"/>
             <w:r>
@@ -1745,7 +1652,6 @@
               <w:t>{{</w:t>
             </w:r>
             <w:proofErr w:type="spellStart"/>
-            <w:proofErr w:type="gramStart"/>
             <w:r>
               <w:rPr>
                 <w:rFonts w:ascii="微软雅黑" w:eastAsia="微软雅黑" w:hAnsi="微软雅黑" w:cs="微软雅黑"/>
@@ -1762,17 +1668,7 @@
                 <w:sz w:val="21"/>
                 <w:szCs w:val="21"/>
               </w:rPr>
-              <w:t>original</w:t>
-            </w:r>
-            <w:proofErr w:type="gramEnd"/>
-            <w:r>
-              <w:rPr>
-                <w:rFonts w:ascii="微软雅黑" w:eastAsia="微软雅黑" w:hAnsi="微软雅黑" w:cs="微软雅黑"/>
-                <w:color w:val="000000" w:themeColor="text1"/>
-                <w:sz w:val="21"/>
-                <w:szCs w:val="21"/>
-              </w:rPr>
-              <w:t>_pathological_id</w:t>
+              <w:t>original_pathological_id</w:t>
             </w:r>
             <w:proofErr w:type="spellEnd"/>
             <w:r>
@@ -1850,7 +1746,6 @@
               <w:t>{{</w:t>
             </w:r>
             <w:proofErr w:type="spellStart"/>
-            <w:proofErr w:type="gramStart"/>
             <w:r>
               <w:rPr>
                 <w:rFonts w:ascii="微软雅黑" w:eastAsia="微软雅黑" w:hAnsi="微软雅黑" w:cs="微软雅黑"/>
@@ -1867,17 +1762,7 @@
                 <w:sz w:val="21"/>
                 <w:szCs w:val="21"/>
               </w:rPr>
-              <w:t>pathol</w:t>
-            </w:r>
-            <w:proofErr w:type="gramEnd"/>
-            <w:r>
-              <w:rPr>
-                <w:rFonts w:ascii="微软雅黑" w:eastAsia="微软雅黑" w:hAnsi="微软雅黑" w:cs="微软雅黑"/>
-                <w:color w:val="000000" w:themeColor="text1"/>
-                <w:sz w:val="21"/>
-                <w:szCs w:val="21"/>
-              </w:rPr>
-              <w:t>_diagn</w:t>
+              <w:t>pathol_diagn</w:t>
             </w:r>
             <w:proofErr w:type="spellEnd"/>
             <w:r>
@@ -2072,7 +1957,6 @@
               <w:t xml:space="preserve">{%if </w:t>
             </w:r>
             <w:proofErr w:type="spellStart"/>
-            <w:proofErr w:type="gramStart"/>
             <w:r>
               <w:rPr>
                 <w:rFonts w:ascii="微软雅黑" w:eastAsia="微软雅黑" w:hAnsi="微软雅黑" w:cs="微软雅黑"/>
@@ -2080,17 +1964,7 @@
                 <w:sz w:val="21"/>
                 <w:szCs w:val="21"/>
               </w:rPr>
-              <w:t>sample.tumor</w:t>
-            </w:r>
-            <w:proofErr w:type="gramEnd"/>
-            <w:r>
-              <w:rPr>
-                <w:rFonts w:ascii="微软雅黑" w:eastAsia="微软雅黑" w:hAnsi="微软雅黑" w:cs="微软雅黑"/>
-                <w:color w:val="000000" w:themeColor="text1"/>
-                <w:sz w:val="21"/>
-                <w:szCs w:val="21"/>
-              </w:rPr>
-              <w:t>_content</w:t>
+              <w:t>sample.tumor_content</w:t>
             </w:r>
             <w:proofErr w:type="spellEnd"/>
             <w:r>
@@ -2389,25 +2263,7 @@
           <w:sz w:val="28"/>
           <w:szCs w:val="28"/>
         </w:rPr>
-        <w:t>BRCA1基因和 BRCA2基因全编码区及外显子-内含子连接区、部分UTR区(非翻译区) 和内含子</w:t>
-      </w:r>
-      <w:proofErr w:type="gramStart"/>
-      <w:r>
-        <w:rPr>
-          <w:rFonts w:ascii="微软雅黑" w:eastAsia="微软雅黑" w:hAnsi="微软雅黑" w:cs="微软雅黑" w:hint="eastAsia"/>
-          <w:sz w:val="28"/>
-          <w:szCs w:val="28"/>
-        </w:rPr>
-        <w:t>区热点</w:t>
-      </w:r>
-      <w:proofErr w:type="gramEnd"/>
-      <w:r>
-        <w:rPr>
-          <w:rFonts w:ascii="微软雅黑" w:eastAsia="微软雅黑" w:hAnsi="微软雅黑" w:cs="微软雅黑" w:hint="eastAsia"/>
-          <w:sz w:val="28"/>
-          <w:szCs w:val="28"/>
-        </w:rPr>
-        <w:t>变异</w:t>
+        <w:t>BRCA1基因和 BRCA2基因全编码区及外显子-内含子连接区、部分UTR区(非翻译区) 和内含子区热点变异</w:t>
       </w:r>
     </w:p>
     <w:p>
@@ -2958,27 +2814,7 @@
                 <w:sz w:val="21"/>
                 <w:szCs w:val="21"/>
               </w:rPr>
-              <w:t>{%tr if var_brca.snv_</w:t>
-            </w:r>
-            <w:proofErr w:type="gramStart"/>
-            <w:r>
-              <w:rPr>
-                <w:rFonts w:ascii="微软雅黑" w:eastAsia="微软雅黑" w:hAnsi="微软雅黑" w:cs="微软雅黑"/>
-                <w:color w:val="000000" w:themeColor="text1"/>
-                <w:sz w:val="21"/>
-                <w:szCs w:val="21"/>
-              </w:rPr>
-              <w:t>s.B</w:t>
-            </w:r>
-            <w:proofErr w:type="gramEnd"/>
-            <w:r>
-              <w:rPr>
-                <w:rFonts w:ascii="微软雅黑" w:eastAsia="微软雅黑" w:hAnsi="微软雅黑" w:cs="微软雅黑"/>
-                <w:color w:val="000000" w:themeColor="text1"/>
-                <w:sz w:val="21"/>
-                <w:szCs w:val="21"/>
-              </w:rPr>
-              <w:t>1_L5+ var_brca.snv_s.B1_L4%}</w:t>
+              <w:t>{%tr if var_brca.snv_s.B1_L5+ var_brca.snv_s.B1_L4%}</w:t>
             </w:r>
           </w:p>
         </w:tc>
@@ -3053,27 +2889,7 @@
                 <w:sz w:val="21"/>
                 <w:szCs w:val="21"/>
               </w:rPr>
-              <w:t xml:space="preserve"> in var_brca.snv_</w:t>
-            </w:r>
-            <w:proofErr w:type="gramStart"/>
-            <w:r>
-              <w:rPr>
-                <w:rFonts w:ascii="微软雅黑" w:eastAsia="微软雅黑" w:hAnsi="微软雅黑" w:cs="微软雅黑"/>
-                <w:color w:val="000000" w:themeColor="text1"/>
-                <w:sz w:val="21"/>
-                <w:szCs w:val="21"/>
-              </w:rPr>
-              <w:t>s.B</w:t>
-            </w:r>
-            <w:proofErr w:type="gramEnd"/>
-            <w:r>
-              <w:rPr>
-                <w:rFonts w:ascii="微软雅黑" w:eastAsia="微软雅黑" w:hAnsi="微软雅黑" w:cs="微软雅黑"/>
-                <w:color w:val="000000" w:themeColor="text1"/>
-                <w:sz w:val="21"/>
-                <w:szCs w:val="21"/>
-              </w:rPr>
-              <w:t>1_L5+ var_brca.snv_s.B1_L4%}</w:t>
+              <w:t xml:space="preserve"> in var_brca.snv_s.B1_L5+ var_brca.snv_s.B1_L4%}</w:t>
             </w:r>
           </w:p>
         </w:tc>
@@ -3113,7 +2929,6 @@
               <w:t>{{</w:t>
             </w:r>
             <w:proofErr w:type="spellStart"/>
-            <w:proofErr w:type="gramStart"/>
             <w:r>
               <w:rPr>
                 <w:rFonts w:ascii="微软雅黑" w:eastAsia="微软雅黑" w:hAnsi="微软雅黑"/>
@@ -3121,17 +2936,7 @@
                 <w:sz w:val="21"/>
                 <w:szCs w:val="21"/>
               </w:rPr>
-              <w:t>a.gene</w:t>
-            </w:r>
-            <w:proofErr w:type="gramEnd"/>
-            <w:r>
-              <w:rPr>
-                <w:rFonts w:ascii="微软雅黑" w:eastAsia="微软雅黑" w:hAnsi="微软雅黑"/>
-                <w:color w:val="FF0000"/>
-                <w:sz w:val="21"/>
-                <w:szCs w:val="21"/>
-              </w:rPr>
-              <w:t>_symbol</w:t>
+              <w:t>a.gene_symbol</w:t>
             </w:r>
             <w:proofErr w:type="spellEnd"/>
             <w:r>
@@ -3179,7 +2984,6 @@
               <w:t>{{</w:t>
             </w:r>
             <w:proofErr w:type="spellStart"/>
-            <w:proofErr w:type="gramStart"/>
             <w:r>
               <w:rPr>
                 <w:rFonts w:ascii="微软雅黑" w:eastAsia="微软雅黑" w:hAnsi="微软雅黑" w:cs="微软雅黑"/>
@@ -3187,17 +2991,7 @@
                 <w:sz w:val="21"/>
                 <w:szCs w:val="21"/>
               </w:rPr>
-              <w:t>a.gene</w:t>
-            </w:r>
-            <w:proofErr w:type="gramEnd"/>
-            <w:r>
-              <w:rPr>
-                <w:rFonts w:ascii="微软雅黑" w:eastAsia="微软雅黑" w:hAnsi="微软雅黑" w:cs="微软雅黑"/>
-                <w:color w:val="FF0000"/>
-                <w:sz w:val="21"/>
-                <w:szCs w:val="21"/>
-              </w:rPr>
-              <w:t>_region</w:t>
+              <w:t>a.gene_region</w:t>
             </w:r>
             <w:proofErr w:type="spellEnd"/>
             <w:r>
@@ -3376,7 +3170,6 @@
               <w:t>{{</w:t>
             </w:r>
             <w:proofErr w:type="spellStart"/>
-            <w:proofErr w:type="gramStart"/>
             <w:r>
               <w:rPr>
                 <w:rFonts w:ascii="微软雅黑" w:eastAsia="微软雅黑" w:hAnsi="微软雅黑" w:cs="微软雅黑"/>
@@ -3384,17 +3177,7 @@
                 <w:sz w:val="21"/>
                 <w:szCs w:val="21"/>
               </w:rPr>
-              <w:t>a.freq</w:t>
-            </w:r>
-            <w:proofErr w:type="gramEnd"/>
-            <w:r>
-              <w:rPr>
-                <w:rFonts w:ascii="微软雅黑" w:eastAsia="微软雅黑" w:hAnsi="微软雅黑" w:cs="微软雅黑"/>
-                <w:color w:val="FF0000"/>
-                <w:sz w:val="21"/>
-                <w:szCs w:val="21"/>
-              </w:rPr>
-              <w:t>_str</w:t>
+              <w:t>a.freq_str</w:t>
             </w:r>
             <w:proofErr w:type="spellEnd"/>
             <w:r>
@@ -3813,19 +3596,8 @@
                 <w:sz w:val="21"/>
                 <w:szCs w:val="21"/>
               </w:rPr>
-              <w:t>{%tr if var_brca.snv_</w:t>
-            </w:r>
-            <w:proofErr w:type="gramStart"/>
-            <w:r>
-              <w:rPr>
-                <w:rFonts w:ascii="微软雅黑" w:eastAsia="微软雅黑" w:hAnsi="微软雅黑" w:cs="微软雅黑"/>
-                <w:color w:val="000000" w:themeColor="text1"/>
-                <w:sz w:val="21"/>
-                <w:szCs w:val="21"/>
-              </w:rPr>
-              <w:t>s.B</w:t>
-            </w:r>
-            <w:proofErr w:type="gramEnd"/>
+              <w:t>{%tr if var_brca.snv_s.B</w:t>
+            </w:r>
             <w:r>
               <w:rPr>
                 <w:rFonts w:ascii="微软雅黑" w:eastAsia="微软雅黑" w:hAnsi="微软雅黑" w:cs="微软雅黑"/>
@@ -3938,19 +3710,8 @@
                 <w:sz w:val="21"/>
                 <w:szCs w:val="21"/>
               </w:rPr>
-              <w:t xml:space="preserve"> in var_brca.snv_</w:t>
-            </w:r>
-            <w:proofErr w:type="gramStart"/>
-            <w:r>
-              <w:rPr>
-                <w:rFonts w:ascii="微软雅黑" w:eastAsia="微软雅黑" w:hAnsi="微软雅黑" w:cs="微软雅黑"/>
-                <w:color w:val="000000" w:themeColor="text1"/>
-                <w:sz w:val="21"/>
-                <w:szCs w:val="21"/>
-              </w:rPr>
-              <w:t>s.B</w:t>
-            </w:r>
-            <w:proofErr w:type="gramEnd"/>
+              <w:t xml:space="preserve"> in var_brca.snv_s.B</w:t>
+            </w:r>
             <w:r>
               <w:rPr>
                 <w:rFonts w:ascii="微软雅黑" w:eastAsia="微软雅黑" w:hAnsi="微软雅黑" w:cs="微软雅黑"/>
@@ -4025,7 +3786,6 @@
               <w:t>{{</w:t>
             </w:r>
             <w:proofErr w:type="spellStart"/>
-            <w:proofErr w:type="gramStart"/>
             <w:r>
               <w:rPr>
                 <w:rFonts w:ascii="微软雅黑" w:eastAsia="微软雅黑" w:hAnsi="微软雅黑"/>
@@ -4033,17 +3793,7 @@
                 <w:sz w:val="21"/>
                 <w:szCs w:val="21"/>
               </w:rPr>
-              <w:t>a.gene</w:t>
-            </w:r>
-            <w:proofErr w:type="gramEnd"/>
-            <w:r>
-              <w:rPr>
-                <w:rFonts w:ascii="微软雅黑" w:eastAsia="微软雅黑" w:hAnsi="微软雅黑"/>
-                <w:color w:val="FF0000"/>
-                <w:sz w:val="21"/>
-                <w:szCs w:val="21"/>
-              </w:rPr>
-              <w:t>_symbol</w:t>
+              <w:t>a.gene_symbol</w:t>
             </w:r>
             <w:proofErr w:type="spellEnd"/>
             <w:r>
@@ -4091,7 +3841,6 @@
               <w:t>{{</w:t>
             </w:r>
             <w:proofErr w:type="spellStart"/>
-            <w:proofErr w:type="gramStart"/>
             <w:r>
               <w:rPr>
                 <w:rFonts w:ascii="微软雅黑" w:eastAsia="微软雅黑" w:hAnsi="微软雅黑" w:cs="微软雅黑"/>
@@ -4099,17 +3848,7 @@
                 <w:sz w:val="21"/>
                 <w:szCs w:val="21"/>
               </w:rPr>
-              <w:t>a.gene</w:t>
-            </w:r>
-            <w:proofErr w:type="gramEnd"/>
-            <w:r>
-              <w:rPr>
-                <w:rFonts w:ascii="微软雅黑" w:eastAsia="微软雅黑" w:hAnsi="微软雅黑" w:cs="微软雅黑"/>
-                <w:color w:val="FF0000"/>
-                <w:sz w:val="21"/>
-                <w:szCs w:val="21"/>
-              </w:rPr>
-              <w:t>_region</w:t>
+              <w:t>a.gene_region</w:t>
             </w:r>
             <w:proofErr w:type="spellEnd"/>
             <w:r>
@@ -4288,7 +4027,6 @@
               <w:t>{{</w:t>
             </w:r>
             <w:proofErr w:type="spellStart"/>
-            <w:proofErr w:type="gramStart"/>
             <w:r>
               <w:rPr>
                 <w:rFonts w:ascii="微软雅黑" w:eastAsia="微软雅黑" w:hAnsi="微软雅黑" w:cs="微软雅黑"/>
@@ -4296,17 +4034,7 @@
                 <w:sz w:val="21"/>
                 <w:szCs w:val="21"/>
               </w:rPr>
-              <w:t>a.freq</w:t>
-            </w:r>
-            <w:proofErr w:type="gramEnd"/>
-            <w:r>
-              <w:rPr>
-                <w:rFonts w:ascii="微软雅黑" w:eastAsia="微软雅黑" w:hAnsi="微软雅黑" w:cs="微软雅黑"/>
-                <w:color w:val="FF0000"/>
-                <w:sz w:val="21"/>
-                <w:szCs w:val="21"/>
-              </w:rPr>
-              <w:t>_str</w:t>
+              <w:t>a.freq_str</w:t>
             </w:r>
             <w:proofErr w:type="spellEnd"/>
             <w:r>
@@ -4380,7 +4108,7 @@
                 <w:sz w:val="21"/>
                 <w:szCs w:val="21"/>
               </w:rPr>
-              <w:t xml:space="preserve"> I类-强临床意义</w:t>
+              <w:t>I类-强临床意义</w:t>
             </w:r>
             <w:r>
               <w:rPr>
@@ -4846,27 +4574,7 @@
           <w:sz w:val="24"/>
           <w:szCs w:val="24"/>
         </w:rPr>
-        <w:t xml:space="preserve">                          </w:t>
-      </w:r>
-      <w:proofErr w:type="gramStart"/>
-      <w:r>
-        <w:rPr>
-          <w:rFonts w:ascii="微软雅黑" w:eastAsia="微软雅黑" w:hAnsi="微软雅黑" w:cs="微软雅黑" w:hint="eastAsia"/>
-          <w:bCs/>
-          <w:sz w:val="24"/>
-          <w:szCs w:val="24"/>
-        </w:rPr>
-        <w:t>生信分析</w:t>
-      </w:r>
-      <w:proofErr w:type="gramEnd"/>
-      <w:r>
-        <w:rPr>
-          <w:rFonts w:ascii="微软雅黑" w:eastAsia="微软雅黑" w:hAnsi="微软雅黑" w:cs="微软雅黑" w:hint="eastAsia"/>
-          <w:bCs/>
-          <w:sz w:val="24"/>
-          <w:szCs w:val="24"/>
-        </w:rPr>
-        <w:t>：刘情</w:t>
+        <w:t xml:space="preserve">                          生信分析：刘情</w:t>
       </w:r>
     </w:p>
     <w:p>
@@ -4905,27 +4613,7 @@
           <w:sz w:val="24"/>
           <w:szCs w:val="24"/>
         </w:rPr>
-        <w:t xml:space="preserve">                          </w:t>
-      </w:r>
-      <w:proofErr w:type="gramStart"/>
-      <w:r>
-        <w:rPr>
-          <w:rFonts w:ascii="微软雅黑" w:eastAsia="微软雅黑" w:hAnsi="微软雅黑" w:cs="微软雅黑" w:hint="eastAsia"/>
-          <w:bCs/>
-          <w:sz w:val="24"/>
-          <w:szCs w:val="24"/>
-        </w:rPr>
-        <w:t>生信分析</w:t>
-      </w:r>
-      <w:proofErr w:type="gramEnd"/>
-      <w:r>
-        <w:rPr>
-          <w:rFonts w:ascii="微软雅黑" w:eastAsia="微软雅黑" w:hAnsi="微软雅黑" w:cs="微软雅黑" w:hint="eastAsia"/>
-          <w:bCs/>
-          <w:sz w:val="24"/>
-          <w:szCs w:val="24"/>
-        </w:rPr>
-        <w:t>/审核：</w:t>
+        <w:t xml:space="preserve">                          生信分析/审核：</w:t>
       </w:r>
       <w:r>
         <w:rPr>
@@ -4998,21 +4686,12 @@
         <w:t>{{</w:t>
       </w:r>
       <w:proofErr w:type="spellStart"/>
-      <w:proofErr w:type="gramStart"/>
       <w:r>
         <w:rPr>
           <w:rFonts w:hAnsi="微软雅黑"/>
           <w:bCs/>
         </w:rPr>
-        <w:t>sample.report</w:t>
-      </w:r>
-      <w:proofErr w:type="gramEnd"/>
-      <w:r>
-        <w:rPr>
-          <w:rFonts w:hAnsi="微软雅黑"/>
-          <w:bCs/>
-        </w:rPr>
-        <w:t>_date</w:t>
+        <w:t>sample.report_date</w:t>
       </w:r>
       <w:proofErr w:type="spellEnd"/>
       <w:r>
@@ -5356,27 +5035,7 @@
                 <w:sz w:val="21"/>
                 <w:szCs w:val="21"/>
               </w:rPr>
-              <w:t>{%tr for a in var_brca.snv_</w:t>
-            </w:r>
-            <w:proofErr w:type="gramStart"/>
-            <w:r>
-              <w:rPr>
-                <w:rFonts w:ascii="微软雅黑" w:eastAsia="微软雅黑" w:hAnsi="微软雅黑" w:cs="微软雅黑"/>
-                <w:color w:val="000000" w:themeColor="text1"/>
-                <w:sz w:val="21"/>
-                <w:szCs w:val="21"/>
-              </w:rPr>
-              <w:t>s.B</w:t>
-            </w:r>
-            <w:proofErr w:type="gramEnd"/>
-            <w:r>
-              <w:rPr>
-                <w:rFonts w:ascii="微软雅黑" w:eastAsia="微软雅黑" w:hAnsi="微软雅黑" w:cs="微软雅黑"/>
-                <w:color w:val="000000" w:themeColor="text1"/>
-                <w:sz w:val="21"/>
-                <w:szCs w:val="21"/>
-              </w:rPr>
-              <w:t>1_L5 + var_brca.snv_s.B2_L5 + var_brca.snv_s.B1_L4 + var_brca.snv_s.B2_L4 %}</w:t>
+              <w:t>{%tr for a in var_brca.snv_s.B1_L5 + var_brca.snv_s.B2_L5 + var_brca.snv_s.B1_L4 + var_brca.snv_s.B2_L4 %}</w:t>
             </w:r>
           </w:p>
         </w:tc>
@@ -5436,7 +5095,6 @@
               <w:t>{{</w:t>
             </w:r>
             <w:proofErr w:type="spellStart"/>
-            <w:proofErr w:type="gramStart"/>
             <w:r>
               <w:rPr>
                 <w:rFonts w:ascii="微软雅黑" w:eastAsia="微软雅黑" w:hAnsi="微软雅黑"/>
@@ -5444,17 +5102,7 @@
                 <w:sz w:val="21"/>
                 <w:szCs w:val="21"/>
               </w:rPr>
-              <w:t>a.gene</w:t>
-            </w:r>
-            <w:proofErr w:type="gramEnd"/>
-            <w:r>
-              <w:rPr>
-                <w:rFonts w:ascii="微软雅黑" w:eastAsia="微软雅黑" w:hAnsi="微软雅黑"/>
-                <w:color w:val="FF0000"/>
-                <w:sz w:val="21"/>
-                <w:szCs w:val="21"/>
-              </w:rPr>
-              <w:t>_symbol</w:t>
+              <w:t>a.gene_symbol</w:t>
             </w:r>
             <w:proofErr w:type="spellEnd"/>
             <w:r>
@@ -5494,7 +5142,6 @@
               <w:t>{{</w:t>
             </w:r>
             <w:proofErr w:type="spellStart"/>
-            <w:proofErr w:type="gramStart"/>
             <w:r>
               <w:rPr>
                 <w:rFonts w:ascii="微软雅黑" w:eastAsia="微软雅黑" w:hAnsi="微软雅黑"/>
@@ -5502,17 +5149,7 @@
                 <w:sz w:val="21"/>
                 <w:szCs w:val="21"/>
               </w:rPr>
-              <w:t>a.gene</w:t>
-            </w:r>
-            <w:proofErr w:type="gramEnd"/>
-            <w:r>
-              <w:rPr>
-                <w:rFonts w:ascii="微软雅黑" w:eastAsia="微软雅黑" w:hAnsi="微软雅黑"/>
-                <w:color w:val="FF0000"/>
-                <w:sz w:val="21"/>
-                <w:szCs w:val="21"/>
-              </w:rPr>
-              <w:t>_region</w:t>
+              <w:t>a.gene_region</w:t>
             </w:r>
             <w:proofErr w:type="spellEnd"/>
             <w:r>
@@ -5648,7 +5285,6 @@
               <w:t>{</w:t>
             </w:r>
             <w:proofErr w:type="spellStart"/>
-            <w:proofErr w:type="gramStart"/>
             <w:r>
               <w:rPr>
                 <w:rFonts w:ascii="微软雅黑" w:eastAsia="微软雅黑" w:hAnsi="微软雅黑" w:hint="eastAsia"/>
@@ -5665,17 +5301,7 @@
                 <w:sz w:val="21"/>
                 <w:szCs w:val="21"/>
               </w:rPr>
-              <w:t>.freq</w:t>
-            </w:r>
-            <w:proofErr w:type="gramEnd"/>
-            <w:r>
-              <w:rPr>
-                <w:rFonts w:ascii="微软雅黑" w:eastAsia="微软雅黑" w:hAnsi="微软雅黑"/>
-                <w:color w:val="FF0000"/>
-                <w:sz w:val="21"/>
-                <w:szCs w:val="21"/>
-              </w:rPr>
-              <w:t>_str</w:t>
+              <w:t>.freq_str</w:t>
             </w:r>
             <w:proofErr w:type="spellEnd"/>
             <w:r>
@@ -5724,7 +5350,6 @@
               <w:t xml:space="preserve">{%p if </w:t>
             </w:r>
             <w:proofErr w:type="spellStart"/>
-            <w:proofErr w:type="gramStart"/>
             <w:r>
               <w:rPr>
                 <w:rFonts w:ascii="微软雅黑" w:eastAsia="微软雅黑" w:hAnsi="微软雅黑"/>
@@ -5732,17 +5357,7 @@
                 <w:sz w:val="21"/>
                 <w:szCs w:val="21"/>
               </w:rPr>
-              <w:t>a.clinic</w:t>
-            </w:r>
-            <w:proofErr w:type="gramEnd"/>
-            <w:r>
-              <w:rPr>
-                <w:rFonts w:ascii="微软雅黑" w:eastAsia="微软雅黑" w:hAnsi="微软雅黑"/>
-                <w:color w:val="FF0000"/>
-                <w:sz w:val="21"/>
-                <w:szCs w:val="21"/>
-              </w:rPr>
-              <w:t>_num_</w:t>
+              <w:t>a.clinic_num_</w:t>
             </w:r>
             <w:r>
               <w:rPr>
@@ -5826,7 +5441,6 @@
               <w:t xml:space="preserve"> </w:t>
             </w:r>
             <w:proofErr w:type="spellStart"/>
-            <w:proofErr w:type="gramStart"/>
             <w:r>
               <w:rPr>
                 <w:rFonts w:ascii="微软雅黑" w:eastAsia="微软雅黑" w:hAnsi="微软雅黑"/>
@@ -5834,17 +5448,7 @@
                 <w:sz w:val="21"/>
                 <w:szCs w:val="21"/>
               </w:rPr>
-              <w:t>a.clinic</w:t>
-            </w:r>
-            <w:proofErr w:type="gramEnd"/>
-            <w:r>
-              <w:rPr>
-                <w:rFonts w:ascii="微软雅黑" w:eastAsia="微软雅黑" w:hAnsi="微软雅黑"/>
-                <w:color w:val="FF0000"/>
-                <w:sz w:val="21"/>
-                <w:szCs w:val="21"/>
-              </w:rPr>
-              <w:t>_num_</w:t>
+              <w:t>a.clinic_num_</w:t>
             </w:r>
             <w:r>
               <w:rPr>
@@ -6003,25 +5607,7 @@
                 <w:sz w:val="21"/>
                 <w:szCs w:val="21"/>
               </w:rPr>
-              <w:t>%tr for a in var_brca.snv_</w:t>
-            </w:r>
-            <w:proofErr w:type="gramStart"/>
-            <w:r>
-              <w:rPr>
-                <w:rFonts w:ascii="微软雅黑" w:eastAsia="微软雅黑" w:hAnsi="微软雅黑"/>
-                <w:sz w:val="21"/>
-                <w:szCs w:val="21"/>
-              </w:rPr>
-              <w:t>s.B</w:t>
-            </w:r>
-            <w:proofErr w:type="gramEnd"/>
-            <w:r>
-              <w:rPr>
-                <w:rFonts w:ascii="微软雅黑" w:eastAsia="微软雅黑" w:hAnsi="微软雅黑"/>
-                <w:sz w:val="21"/>
-                <w:szCs w:val="21"/>
-              </w:rPr>
-              <w:t>1_L3 + var_brca.snv_s.B2_L3 + var_brca.snv_s.B1_L</w:t>
+              <w:t>%tr for a in var_brca.snv_s.B1_L3 + var_brca.snv_s.B2_L3 + var_brca.snv_s.B1_L</w:t>
             </w:r>
             <w:r>
               <w:rPr>
@@ -6158,23 +5744,13 @@
               <w:t>{{</w:t>
             </w:r>
             <w:proofErr w:type="spellStart"/>
-            <w:proofErr w:type="gramStart"/>
             <w:r>
               <w:rPr>
                 <w:rFonts w:ascii="微软雅黑" w:eastAsia="微软雅黑" w:hAnsi="微软雅黑"/>
                 <w:sz w:val="21"/>
                 <w:szCs w:val="21"/>
               </w:rPr>
-              <w:t>a.gene</w:t>
-            </w:r>
-            <w:proofErr w:type="gramEnd"/>
-            <w:r>
-              <w:rPr>
-                <w:rFonts w:ascii="微软雅黑" w:eastAsia="微软雅黑" w:hAnsi="微软雅黑"/>
-                <w:sz w:val="21"/>
-                <w:szCs w:val="21"/>
-              </w:rPr>
-              <w:t>_symbol</w:t>
+              <w:t>a.gene_symbol</w:t>
             </w:r>
             <w:proofErr w:type="spellEnd"/>
             <w:r>
@@ -6211,23 +5787,13 @@
               <w:t>{{</w:t>
             </w:r>
             <w:proofErr w:type="spellStart"/>
-            <w:proofErr w:type="gramStart"/>
             <w:r>
               <w:rPr>
                 <w:rFonts w:ascii="微软雅黑" w:eastAsia="微软雅黑" w:hAnsi="微软雅黑"/>
                 <w:sz w:val="21"/>
                 <w:szCs w:val="21"/>
               </w:rPr>
-              <w:t>a.gene</w:t>
-            </w:r>
-            <w:proofErr w:type="gramEnd"/>
-            <w:r>
-              <w:rPr>
-                <w:rFonts w:ascii="微软雅黑" w:eastAsia="微软雅黑" w:hAnsi="微软雅黑"/>
-                <w:sz w:val="21"/>
-                <w:szCs w:val="21"/>
-              </w:rPr>
-              <w:t>_region</w:t>
+              <w:t>a.gene_region</w:t>
             </w:r>
             <w:proofErr w:type="spellEnd"/>
             <w:r>
@@ -6344,23 +5910,13 @@
               <w:t>{{</w:t>
             </w:r>
             <w:proofErr w:type="spellStart"/>
-            <w:proofErr w:type="gramStart"/>
             <w:r>
               <w:rPr>
                 <w:rFonts w:ascii="微软雅黑" w:eastAsia="微软雅黑" w:hAnsi="微软雅黑"/>
                 <w:sz w:val="21"/>
                 <w:szCs w:val="21"/>
               </w:rPr>
-              <w:t>a.freq</w:t>
-            </w:r>
-            <w:proofErr w:type="gramEnd"/>
-            <w:r>
-              <w:rPr>
-                <w:rFonts w:ascii="微软雅黑" w:eastAsia="微软雅黑" w:hAnsi="微软雅黑"/>
-                <w:sz w:val="21"/>
-                <w:szCs w:val="21"/>
-              </w:rPr>
-              <w:t>_str</w:t>
+              <w:t>a.freq_str</w:t>
             </w:r>
             <w:proofErr w:type="spellEnd"/>
             <w:r>
@@ -6397,23 +5953,13 @@
               <w:t xml:space="preserve">{%p if </w:t>
             </w:r>
             <w:proofErr w:type="spellStart"/>
-            <w:proofErr w:type="gramStart"/>
             <w:r>
               <w:rPr>
                 <w:rFonts w:ascii="微软雅黑" w:eastAsia="微软雅黑" w:hAnsi="微软雅黑"/>
                 <w:sz w:val="21"/>
                 <w:szCs w:val="21"/>
               </w:rPr>
-              <w:t>a.clinic</w:t>
-            </w:r>
-            <w:proofErr w:type="gramEnd"/>
-            <w:r>
-              <w:rPr>
-                <w:rFonts w:ascii="微软雅黑" w:eastAsia="微软雅黑" w:hAnsi="微软雅黑"/>
-                <w:sz w:val="21"/>
-                <w:szCs w:val="21"/>
-              </w:rPr>
-              <w:t>_num_</w:t>
+              <w:t>a.clinic_num_</w:t>
             </w:r>
             <w:r>
               <w:rPr>
@@ -7054,29 +6600,7 @@
           <w:sz w:val="16"/>
           <w:szCs w:val="16"/>
         </w:rPr>
-        <w:t>B级：对应癌种中，领域</w:t>
-      </w:r>
-      <w:proofErr w:type="gramStart"/>
-      <w:r>
-        <w:rPr>
-          <w:rFonts w:hAnsi="微软雅黑" w:hint="eastAsia"/>
-          <w:bCs/>
-          <w:color w:val="000000" w:themeColor="text1"/>
-          <w:sz w:val="16"/>
-          <w:szCs w:val="16"/>
-        </w:rPr>
-        <w:t>内专家</w:t>
-      </w:r>
-      <w:proofErr w:type="gramEnd"/>
-      <w:r>
-        <w:rPr>
-          <w:rFonts w:hAnsi="微软雅黑" w:hint="eastAsia"/>
-          <w:bCs/>
-          <w:color w:val="000000" w:themeColor="text1"/>
-          <w:sz w:val="16"/>
-          <w:szCs w:val="16"/>
-        </w:rPr>
-        <w:t>共识的有力研究证明的疗法、诊断、预后相关的标志物；</w:t>
+        <w:t>B级：对应癌种中，领域内专家共识的有力研究证明的疗法、诊断、预后相关的标志物；</w:t>
       </w:r>
     </w:p>
     <w:p>
@@ -7328,15 +6852,7 @@
     </w:p>
     <w:p>
       <w:r>
-        <w:t>{%p if var_brca.snv_</w:t>
-      </w:r>
-      <w:proofErr w:type="gramStart"/>
-      <w:r>
-        <w:t>s.B</w:t>
-      </w:r>
-      <w:proofErr w:type="gramEnd"/>
-      <w:r>
-        <w:t>1_L5 + var_brca.snv_s.B2_L5 + var_brca.snv_s.B1_L4 + var_brca.snv_s.B2_L4 + var_brca.snv_s.B1_L</w:t>
+        <w:t>{%p if var_brca.snv_s.B1_L5 + var_brca.snv_s.B2_L5 + var_brca.snv_s.B1_L4 + var_brca.snv_s.B2_L4 + var_brca.snv_s.B1_L</w:t>
       </w:r>
       <w:r>
         <w:t>3</w:t>
@@ -7365,15 +6881,7 @@
         <w:t xml:space="preserve"> a in</w:t>
       </w:r>
       <w:r>
-        <w:t xml:space="preserve"> var_brca.snv_</w:t>
-      </w:r>
-      <w:proofErr w:type="gramStart"/>
-      <w:r>
-        <w:t>s.B</w:t>
-      </w:r>
-      <w:proofErr w:type="gramEnd"/>
-      <w:r>
-        <w:t>1_L5 + var_brca.snv_s.B2_L5 + var_brca.snv_s.B1_L4 + var_brca.snv_s.B2_L4 + var_brca.snv_s.B1_L</w:t>
+        <w:t xml:space="preserve"> var_brca.snv_s.B1_L5 + var_brca.snv_s.B2_L5 + var_brca.snv_s.B1_L4 + var_brca.snv_s.B2_L4 + var_brca.snv_s.B1_L</w:t>
       </w:r>
       <w:r>
         <w:t>3</w:t>
@@ -7434,7 +6942,6 @@
               <w:t>{{</w:t>
             </w:r>
             <w:proofErr w:type="spellStart"/>
-            <w:proofErr w:type="gramStart"/>
             <w:r>
               <w:rPr>
                 <w:rFonts w:ascii="微软雅黑" w:eastAsia="微软雅黑" w:hAnsi="微软雅黑" w:cs="微软雅黑"/>
@@ -7443,18 +6950,7 @@
                 <w:sz w:val="21"/>
                 <w:szCs w:val="21"/>
               </w:rPr>
-              <w:t>a.gene</w:t>
-            </w:r>
-            <w:proofErr w:type="gramEnd"/>
-            <w:r>
-              <w:rPr>
-                <w:rFonts w:ascii="微软雅黑" w:eastAsia="微软雅黑" w:hAnsi="微软雅黑" w:cs="微软雅黑"/>
-                <w:b/>
-                <w:bCs/>
-                <w:sz w:val="21"/>
-                <w:szCs w:val="21"/>
-              </w:rPr>
-              <w:t>_symbol</w:t>
+              <w:t>a.gene_symbol</w:t>
             </w:r>
             <w:proofErr w:type="spellEnd"/>
             <w:r>
@@ -7602,23 +7098,13 @@
               <w:t>{{</w:t>
             </w:r>
             <w:proofErr w:type="spellStart"/>
-            <w:proofErr w:type="gramStart"/>
-            <w:r>
-              <w:rPr>
-                <w:rFonts w:ascii="微软雅黑" w:eastAsia="微软雅黑" w:hAnsi="微软雅黑" w:cs="微软雅黑"/>
-                <w:sz w:val="21"/>
-                <w:szCs w:val="21"/>
-              </w:rPr>
-              <w:t>a.gene</w:t>
-            </w:r>
-            <w:proofErr w:type="gramEnd"/>
-            <w:r>
-              <w:rPr>
-                <w:rFonts w:ascii="微软雅黑" w:eastAsia="微软雅黑" w:hAnsi="微软雅黑" w:cs="微软雅黑"/>
-                <w:sz w:val="21"/>
-                <w:szCs w:val="21"/>
-              </w:rPr>
-              <w:t>_function|e</w:t>
+            <w:r>
+              <w:rPr>
+                <w:rFonts w:ascii="微软雅黑" w:eastAsia="微软雅黑" w:hAnsi="微软雅黑" w:cs="微软雅黑"/>
+                <w:sz w:val="21"/>
+                <w:szCs w:val="21"/>
+              </w:rPr>
+              <w:t>a.gene_function|e</w:t>
             </w:r>
             <w:proofErr w:type="spellEnd"/>
             <w:r>
@@ -7676,23 +7162,13 @@
               <w:t>{{</w:t>
             </w:r>
             <w:proofErr w:type="spellStart"/>
-            <w:proofErr w:type="gramStart"/>
             <w:r>
               <w:rPr>
                 <w:rFonts w:ascii="微软雅黑" w:eastAsia="微软雅黑" w:hAnsi="微软雅黑" w:cs="微软雅黑" w:hint="eastAsia"/>
                 <w:sz w:val="21"/>
                 <w:szCs w:val="21"/>
               </w:rPr>
-              <w:t>a.variant</w:t>
-            </w:r>
-            <w:proofErr w:type="gramEnd"/>
-            <w:r>
-              <w:rPr>
-                <w:rFonts w:ascii="微软雅黑" w:eastAsia="微软雅黑" w:hAnsi="微软雅黑" w:cs="微软雅黑" w:hint="eastAsia"/>
-                <w:sz w:val="21"/>
-                <w:szCs w:val="21"/>
-              </w:rPr>
-              <w:t>_desc_cn|e</w:t>
+              <w:t>a.variant_desc_cn|e</w:t>
             </w:r>
             <w:proofErr w:type="spellEnd"/>
             <w:r>
@@ -7812,21 +7288,9 @@
                 <w:sz w:val="21"/>
                 <w:szCs w:val="21"/>
               </w:rPr>
-              <w:t>a.evi_sum.evi_</w:t>
-            </w:r>
-            <w:proofErr w:type="gramStart"/>
-            <w:r>
-              <w:rPr>
-                <w:rFonts w:ascii="微软雅黑" w:eastAsia="微软雅黑" w:hAnsi="微软雅黑" w:cs="微软雅黑"/>
-                <w:snapToGrid w:val="0"/>
-                <w:spacing w:val="6"/>
-                <w:sz w:val="21"/>
-                <w:szCs w:val="21"/>
-              </w:rPr>
-              <w:t>split.Predictive</w:t>
+              <w:t>a.evi_sum.evi_split.Predictive</w:t>
             </w:r>
             <w:proofErr w:type="spellEnd"/>
-            <w:proofErr w:type="gramEnd"/>
             <w:r>
               <w:rPr>
                 <w:rFonts w:ascii="微软雅黑" w:eastAsia="微软雅黑" w:hAnsi="微软雅黑" w:cs="微软雅黑"/>
@@ -7870,21 +7334,9 @@
                 <w:sz w:val="21"/>
                 <w:szCs w:val="21"/>
               </w:rPr>
-              <w:t>a.evi_sum.evi_</w:t>
-            </w:r>
-            <w:proofErr w:type="gramStart"/>
-            <w:r>
-              <w:rPr>
-                <w:rFonts w:ascii="微软雅黑" w:eastAsia="微软雅黑" w:hAnsi="微软雅黑" w:cs="微软雅黑"/>
-                <w:snapToGrid w:val="0"/>
-                <w:spacing w:val="6"/>
-                <w:sz w:val="21"/>
-                <w:szCs w:val="21"/>
-              </w:rPr>
-              <w:t>split.Predictive</w:t>
+              <w:t>a.evi_sum.evi_split.Predictive</w:t>
             </w:r>
             <w:proofErr w:type="spellEnd"/>
-            <w:proofErr w:type="gramEnd"/>
             <w:r>
               <w:rPr>
                 <w:rFonts w:ascii="微软雅黑" w:eastAsia="微软雅黑" w:hAnsi="微软雅黑" w:cs="微软雅黑"/>
@@ -8173,7 +7625,6 @@
               <w:t xml:space="preserve"> if </w:t>
             </w:r>
             <w:proofErr w:type="spellStart"/>
-            <w:proofErr w:type="gramStart"/>
             <w:r>
               <w:rPr>
                 <w:rFonts w:ascii="微软雅黑" w:eastAsia="微软雅黑" w:hAnsi="微软雅黑" w:cs="微软雅黑"/>
@@ -8182,18 +7633,7 @@
                 <w:sz w:val="21"/>
                 <w:szCs w:val="21"/>
               </w:rPr>
-              <w:t>a.clinic</w:t>
-            </w:r>
-            <w:proofErr w:type="gramEnd"/>
-            <w:r>
-              <w:rPr>
-                <w:rFonts w:ascii="微软雅黑" w:eastAsia="微软雅黑" w:hAnsi="微软雅黑" w:cs="微软雅黑"/>
-                <w:snapToGrid w:val="0"/>
-                <w:spacing w:val="6"/>
-                <w:sz w:val="21"/>
-                <w:szCs w:val="21"/>
-              </w:rPr>
-              <w:t>_num_s</w:t>
+              <w:t>a.clinic_num_s</w:t>
             </w:r>
             <w:proofErr w:type="spellEnd"/>
             <w:r>
@@ -8701,51 +8141,7 @@
           <w:sz w:val="16"/>
           <w:szCs w:val="16"/>
         </w:rPr>
-        <w:t>本部分仅对</w:t>
-      </w:r>
-      <w:proofErr w:type="gramStart"/>
-      <w:r>
-        <w:rPr>
-          <w:rFonts w:ascii="微软雅黑" w:eastAsia="微软雅黑" w:hAnsi="微软雅黑" w:cs="微软雅黑" w:hint="eastAsia"/>
-          <w:bCs/>
-          <w:color w:val="000000" w:themeColor="text1"/>
-          <w:sz w:val="16"/>
-          <w:szCs w:val="16"/>
-        </w:rPr>
-        <w:t>解读解读</w:t>
-      </w:r>
-      <w:proofErr w:type="gramEnd"/>
-      <w:r>
-        <w:rPr>
-          <w:rFonts w:ascii="微软雅黑" w:eastAsia="微软雅黑" w:hAnsi="微软雅黑" w:cs="微软雅黑" w:hint="eastAsia"/>
-          <w:bCs/>
-          <w:color w:val="000000" w:themeColor="text1"/>
-          <w:sz w:val="16"/>
-          <w:szCs w:val="16"/>
-        </w:rPr>
-        <w:t>为强临床意义、潜在临床意义和意义不明确的</w:t>
-      </w:r>
-      <w:proofErr w:type="gramStart"/>
-      <w:r>
-        <w:rPr>
-          <w:rFonts w:ascii="微软雅黑" w:eastAsia="微软雅黑" w:hAnsi="微软雅黑" w:cs="微软雅黑" w:hint="eastAsia"/>
-          <w:bCs/>
-          <w:color w:val="000000" w:themeColor="text1"/>
-          <w:sz w:val="16"/>
-          <w:szCs w:val="16"/>
-        </w:rPr>
-        <w:t>变异变异</w:t>
-      </w:r>
-      <w:proofErr w:type="gramEnd"/>
-      <w:r>
-        <w:rPr>
-          <w:rFonts w:ascii="微软雅黑" w:eastAsia="微软雅黑" w:hAnsi="微软雅黑" w:cs="微软雅黑" w:hint="eastAsia"/>
-          <w:bCs/>
-          <w:color w:val="000000" w:themeColor="text1"/>
-          <w:sz w:val="16"/>
-          <w:szCs w:val="16"/>
-        </w:rPr>
-        <w:t>进行详细解读。</w:t>
+        <w:t>本部分仅对解读解读为强临床意义、潜在临床意义和意义不明确的变异变异进行详细解读。</w:t>
       </w:r>
       <w:r>
         <w:rPr>
@@ -9125,7 +8521,6 @@
               <w:t xml:space="preserve">{%if </w:t>
             </w:r>
             <w:proofErr w:type="spellStart"/>
-            <w:proofErr w:type="gramStart"/>
             <w:r>
               <w:rPr>
                 <w:rFonts w:ascii="微软雅黑" w:eastAsia="微软雅黑" w:hAnsi="微软雅黑" w:cs="微软雅黑"/>
@@ -9133,17 +8528,7 @@
                 <w:sz w:val="21"/>
                 <w:szCs w:val="21"/>
               </w:rPr>
-              <w:t>sample.tumor</w:t>
-            </w:r>
-            <w:proofErr w:type="gramEnd"/>
-            <w:r>
-              <w:rPr>
-                <w:rFonts w:ascii="微软雅黑" w:eastAsia="微软雅黑" w:hAnsi="微软雅黑" w:cs="微软雅黑"/>
-                <w:spacing w:val="-1"/>
-                <w:sz w:val="21"/>
-                <w:szCs w:val="21"/>
-              </w:rPr>
-              <w:t>_content</w:t>
+              <w:t>sample.tumor_content</w:t>
             </w:r>
             <w:proofErr w:type="spellEnd"/>
             <w:r>
@@ -9403,25 +8788,7 @@
                 <w:sz w:val="21"/>
                 <w:szCs w:val="21"/>
               </w:rPr>
-              <w:t xml:space="preserve"> and lib_quality_control.lib_dna_qc.dna_qty</w:t>
-            </w:r>
-            <w:proofErr w:type="gramStart"/>
-            <w:r>
-              <w:rPr>
-                <w:rFonts w:ascii="微软雅黑" w:eastAsia="微软雅黑" w:hAnsi="微软雅黑" w:cs="微软雅黑"/>
-                <w:sz w:val="21"/>
-                <w:szCs w:val="21"/>
-              </w:rPr>
-              <w:t>%}{</w:t>
-            </w:r>
-            <w:proofErr w:type="gramEnd"/>
-            <w:r>
-              <w:rPr>
-                <w:rFonts w:ascii="微软雅黑" w:eastAsia="微软雅黑" w:hAnsi="微软雅黑" w:cs="微软雅黑"/>
-                <w:sz w:val="21"/>
-                <w:szCs w:val="21"/>
-              </w:rPr>
-              <w:t>{lib_quality_control.lib_dna_qc.dna_qty|replace(“.00”,””)}}{%else%}{%endif%}</w:t>
+              <w:t xml:space="preserve"> and lib_quality_control.lib_dna_qc.dna_qty%}{{lib_quality_control.lib_dna_qc.dna_qty|replace(“.00”,””)}}{%else%}{%endif%}</w:t>
             </w:r>
           </w:p>
         </w:tc>
@@ -9597,25 +8964,7 @@
                 <w:sz w:val="21"/>
                 <w:szCs w:val="21"/>
               </w:rPr>
-              <w:t xml:space="preserve"> and lib_quality_control.lib_dna_</w:t>
-            </w:r>
-            <w:proofErr w:type="gramStart"/>
-            <w:r>
-              <w:rPr>
-                <w:rFonts w:ascii="微软雅黑" w:eastAsia="微软雅黑" w:hAnsi="微软雅黑" w:cs="微软雅黑"/>
-                <w:sz w:val="21"/>
-                <w:szCs w:val="21"/>
-              </w:rPr>
-              <w:t>qc.library</w:t>
-            </w:r>
-            <w:proofErr w:type="gramEnd"/>
-            <w:r>
-              <w:rPr>
-                <w:rFonts w:ascii="微软雅黑" w:eastAsia="微软雅黑" w:hAnsi="微软雅黑" w:cs="微软雅黑"/>
-                <w:sz w:val="21"/>
-                <w:szCs w:val="21"/>
-              </w:rPr>
-              <w:t>_qty%}{{lib_quality_control.lib_dna_qc.library_qty|replace(“.00</w:t>
+              <w:t xml:space="preserve"> and lib_quality_control.lib_dna_qc.library_qty%}{{lib_quality_control.lib_dna_qc.library_qty|replace(“.00</w:t>
             </w:r>
             <w:r>
               <w:rPr>
@@ -9775,25 +9124,7 @@
                 <w:sz w:val="21"/>
                 <w:szCs w:val="21"/>
               </w:rPr>
-              <w:t>{{qc.dna_data_</w:t>
-            </w:r>
-            <w:proofErr w:type="gramStart"/>
-            <w:r>
-              <w:rPr>
-                <w:rFonts w:ascii="微软雅黑" w:eastAsia="微软雅黑" w:hAnsi="微软雅黑" w:cs="微软雅黑"/>
-                <w:sz w:val="21"/>
-                <w:szCs w:val="21"/>
-              </w:rPr>
-              <w:t>qc.cleandata</w:t>
-            </w:r>
-            <w:proofErr w:type="gramEnd"/>
-            <w:r>
-              <w:rPr>
-                <w:rFonts w:ascii="微软雅黑" w:eastAsia="微软雅黑" w:hAnsi="微软雅黑" w:cs="微软雅黑"/>
-                <w:sz w:val="21"/>
-                <w:szCs w:val="21"/>
-              </w:rPr>
-              <w:t>_q30}}</w:t>
+              <w:t>{{qc.dna_data_qc.cleandata_q30}}</w:t>
             </w:r>
           </w:p>
         </w:tc>
@@ -9930,25 +9261,7 @@
                 <w:sz w:val="21"/>
                 <w:szCs w:val="21"/>
               </w:rPr>
-              <w:t>qc.dna_data_</w:t>
-            </w:r>
-            <w:proofErr w:type="gramStart"/>
-            <w:r>
-              <w:rPr>
-                <w:rFonts w:ascii="微软雅黑" w:eastAsia="微软雅黑" w:hAnsi="微软雅黑" w:cs="微软雅黑"/>
-                <w:sz w:val="21"/>
-                <w:szCs w:val="21"/>
-              </w:rPr>
-              <w:t>qc.mapping</w:t>
-            </w:r>
-            <w:proofErr w:type="gramEnd"/>
-            <w:r>
-              <w:rPr>
-                <w:rFonts w:ascii="微软雅黑" w:eastAsia="微软雅黑" w:hAnsi="微软雅黑" w:cs="微软雅黑"/>
-                <w:sz w:val="21"/>
-                <w:szCs w:val="21"/>
-              </w:rPr>
-              <w:t>_ratio</w:t>
+              <w:t>qc.dna_data_qc.mapping_ratio</w:t>
             </w:r>
             <w:proofErr w:type="spellEnd"/>
             <w:r>
@@ -10095,25 +9408,7 @@
                 <w:sz w:val="21"/>
                 <w:szCs w:val="21"/>
               </w:rPr>
-              <w:t>qc.dna_data_</w:t>
-            </w:r>
-            <w:proofErr w:type="gramStart"/>
-            <w:r>
-              <w:rPr>
-                <w:rFonts w:ascii="微软雅黑" w:eastAsia="微软雅黑" w:hAnsi="微软雅黑" w:cs="微软雅黑"/>
-                <w:sz w:val="21"/>
-                <w:szCs w:val="21"/>
-              </w:rPr>
-              <w:t>qc.cover</w:t>
-            </w:r>
-            <w:proofErr w:type="gramEnd"/>
-            <w:r>
-              <w:rPr>
-                <w:rFonts w:ascii="微软雅黑" w:eastAsia="微软雅黑" w:hAnsi="微软雅黑" w:cs="微软雅黑"/>
-                <w:sz w:val="21"/>
-                <w:szCs w:val="21"/>
-              </w:rPr>
-              <w:t>_ratio</w:t>
+              <w:t>qc.dna_data_qc.cover_ratio</w:t>
             </w:r>
             <w:proofErr w:type="spellEnd"/>
             <w:r>
@@ -10203,31 +9498,7 @@
                 <w:sz w:val="21"/>
                 <w:szCs w:val="21"/>
               </w:rPr>
-              <w:t>均</w:t>
-            </w:r>
-            <w:proofErr w:type="gramStart"/>
-            <w:r>
-              <w:rPr>
-                <w:rFonts w:ascii="微软雅黑" w:eastAsia="微软雅黑" w:hAnsi="微软雅黑" w:cs="微软雅黑" w:hint="eastAsia"/>
-                <w:b/>
-                <w:bCs/>
-                <w:spacing w:val="-1"/>
-                <w:sz w:val="21"/>
-                <w:szCs w:val="21"/>
-              </w:rPr>
-              <w:t>一</w:t>
-            </w:r>
-            <w:proofErr w:type="gramEnd"/>
-            <w:r>
-              <w:rPr>
-                <w:rFonts w:ascii="微软雅黑" w:eastAsia="微软雅黑" w:hAnsi="微软雅黑" w:cs="微软雅黑" w:hint="eastAsia"/>
-                <w:b/>
-                <w:bCs/>
-                <w:spacing w:val="-1"/>
-                <w:sz w:val="21"/>
-                <w:szCs w:val="21"/>
-              </w:rPr>
-              <w:t>性</w:t>
+              <w:t>均一性</w:t>
             </w:r>
             <w:r>
               <w:rPr>
@@ -10264,25 +9535,7 @@
                 <w:sz w:val="21"/>
                 <w:szCs w:val="21"/>
               </w:rPr>
-              <w:t>{{qc.dna_data_</w:t>
-            </w:r>
-            <w:proofErr w:type="gramStart"/>
-            <w:r>
-              <w:rPr>
-                <w:rFonts w:ascii="微软雅黑" w:eastAsia="微软雅黑" w:hAnsi="微软雅黑" w:cs="微软雅黑"/>
-                <w:sz w:val="21"/>
-                <w:szCs w:val="21"/>
-              </w:rPr>
-              <w:t>qc.uni</w:t>
-            </w:r>
-            <w:proofErr w:type="gramEnd"/>
-            <w:r>
-              <w:rPr>
-                <w:rFonts w:ascii="微软雅黑" w:eastAsia="微软雅黑" w:hAnsi="微软雅黑" w:cs="微软雅黑"/>
-                <w:sz w:val="21"/>
-                <w:szCs w:val="21"/>
-              </w:rPr>
-              <w:t>20}}</w:t>
+              <w:t>{{qc.dna_data_qc.uni20}}</w:t>
             </w:r>
           </w:p>
         </w:tc>
@@ -10418,25 +9671,7 @@
                 <w:sz w:val="21"/>
                 <w:szCs w:val="21"/>
               </w:rPr>
-              <w:t>qc.dna_data_</w:t>
-            </w:r>
-            <w:proofErr w:type="gramStart"/>
-            <w:r>
-              <w:rPr>
-                <w:rFonts w:ascii="微软雅黑" w:eastAsia="微软雅黑" w:hAnsi="微软雅黑" w:cs="微软雅黑"/>
-                <w:sz w:val="21"/>
-                <w:szCs w:val="21"/>
-              </w:rPr>
-              <w:t>qc.depth</w:t>
-            </w:r>
-            <w:proofErr w:type="gramEnd"/>
-            <w:r>
-              <w:rPr>
-                <w:rFonts w:ascii="微软雅黑" w:eastAsia="微软雅黑" w:hAnsi="微软雅黑" w:cs="微软雅黑"/>
-                <w:sz w:val="21"/>
-                <w:szCs w:val="21"/>
-              </w:rPr>
-              <w:t>_ssbc|replace</w:t>
+              <w:t>qc.dna_data_qc.depth_ssbc|replace</w:t>
             </w:r>
             <w:proofErr w:type="spellEnd"/>
             <w:r>
@@ -10569,31 +9804,7 @@
                 <w:sz w:val="21"/>
                 <w:szCs w:val="21"/>
               </w:rPr>
-              <w:t>{%p if qc.dna_data_</w:t>
-            </w:r>
-            <w:proofErr w:type="gramStart"/>
-            <w:r>
-              <w:rPr>
-                <w:rFonts w:ascii="微软雅黑" w:eastAsia="微软雅黑" w:hAnsi="微软雅黑" w:cs="微软雅黑"/>
-                <w:b/>
-                <w:bCs/>
-                <w:spacing w:val="1"/>
-                <w:sz w:val="21"/>
-                <w:szCs w:val="21"/>
-              </w:rPr>
-              <w:t>qc.cleandata</w:t>
-            </w:r>
-            <w:proofErr w:type="gramEnd"/>
-            <w:r>
-              <w:rPr>
-                <w:rFonts w:ascii="微软雅黑" w:eastAsia="微软雅黑" w:hAnsi="微软雅黑" w:cs="微软雅黑"/>
-                <w:b/>
-                <w:bCs/>
-                <w:spacing w:val="1"/>
-                <w:sz w:val="21"/>
-                <w:szCs w:val="21"/>
-              </w:rPr>
-              <w:t xml:space="preserve">_q30_num&gt;=0.75 and </w:t>
+              <w:t xml:space="preserve">{%p if qc.dna_data_qc.cleandata_q30_num&gt;=0.75 and </w:t>
             </w:r>
             <w:proofErr w:type="spellStart"/>
             <w:r>
@@ -10645,7 +9856,6 @@
               <w:t xml:space="preserve">{%p if </w:t>
             </w:r>
             <w:proofErr w:type="spellStart"/>
-            <w:proofErr w:type="gramStart"/>
             <w:r>
               <w:rPr>
                 <w:rFonts w:ascii="微软雅黑" w:eastAsia="微软雅黑" w:hAnsi="微软雅黑" w:cs="微软雅黑"/>
@@ -10655,19 +9865,7 @@
                 <w:sz w:val="21"/>
                 <w:szCs w:val="21"/>
               </w:rPr>
-              <w:t>sample.tumor</w:t>
-            </w:r>
-            <w:proofErr w:type="gramEnd"/>
-            <w:r>
-              <w:rPr>
-                <w:rFonts w:ascii="微软雅黑" w:eastAsia="微软雅黑" w:hAnsi="微软雅黑" w:cs="微软雅黑"/>
-                <w:b/>
-                <w:bCs/>
-                <w:spacing w:val="1"/>
-                <w:sz w:val="21"/>
-                <w:szCs w:val="21"/>
-              </w:rPr>
-              <w:t>_content</w:t>
+              <w:t>sample.tumor_content</w:t>
             </w:r>
             <w:proofErr w:type="spellEnd"/>
             <w:r>
@@ -10788,31 +9986,7 @@
                 <w:sz w:val="21"/>
                 <w:szCs w:val="21"/>
               </w:rPr>
-              <w:t>lib_quality_control.lib_dna_</w:t>
-            </w:r>
-            <w:proofErr w:type="gramStart"/>
-            <w:r>
-              <w:rPr>
-                <w:rFonts w:ascii="微软雅黑" w:eastAsia="微软雅黑" w:hAnsi="微软雅黑" w:cs="微软雅黑"/>
-                <w:b/>
-                <w:bCs/>
-                <w:spacing w:val="1"/>
-                <w:sz w:val="21"/>
-                <w:szCs w:val="21"/>
-              </w:rPr>
-              <w:t>qc.library</w:t>
-            </w:r>
-            <w:proofErr w:type="gramEnd"/>
-            <w:r>
-              <w:rPr>
-                <w:rFonts w:ascii="微软雅黑" w:eastAsia="微软雅黑" w:hAnsi="微软雅黑" w:cs="微软雅黑"/>
-                <w:b/>
-                <w:bCs/>
-                <w:spacing w:val="1"/>
-                <w:sz w:val="21"/>
-                <w:szCs w:val="21"/>
-              </w:rPr>
-              <w:t>_qty</w:t>
+              <w:t>lib_quality_control.lib_dna_qc.library_qty</w:t>
             </w:r>
             <w:proofErr w:type="spellEnd"/>
             <w:r>
@@ -10873,31 +10047,7 @@
                 <w:sz w:val="21"/>
                 <w:szCs w:val="21"/>
               </w:rPr>
-              <w:t>(“%”,</w:t>
-            </w:r>
-            <w:proofErr w:type="gramStart"/>
-            <w:r>
-              <w:rPr>
-                <w:rFonts w:ascii="微软雅黑" w:eastAsia="微软雅黑" w:hAnsi="微软雅黑" w:cs="微软雅黑" w:hint="eastAsia"/>
-                <w:b/>
-                <w:bCs/>
-                <w:spacing w:val="1"/>
-                <w:sz w:val="21"/>
-                <w:szCs w:val="21"/>
-              </w:rPr>
-              <w:t>””</w:t>
-            </w:r>
-            <w:proofErr w:type="gramEnd"/>
-            <w:r>
-              <w:rPr>
-                <w:rFonts w:ascii="微软雅黑" w:eastAsia="微软雅黑" w:hAnsi="微软雅黑" w:cs="微软雅黑" w:hint="eastAsia"/>
-                <w:b/>
-                <w:bCs/>
-                <w:spacing w:val="1"/>
-                <w:sz w:val="21"/>
-                <w:szCs w:val="21"/>
-              </w:rPr>
-              <w:t xml:space="preserve">)|float &gt;= 20 and </w:t>
+              <w:t xml:space="preserve">(“%”,””)|float &gt;= 20 and </w:t>
             </w:r>
             <w:proofErr w:type="spellStart"/>
             <w:r>
@@ -11019,55 +10169,7 @@
                 <w:sz w:val="21"/>
                 <w:szCs w:val="21"/>
               </w:rPr>
-              <w:t>(“%”,</w:t>
-            </w:r>
-            <w:proofErr w:type="gramStart"/>
-            <w:r>
-              <w:rPr>
-                <w:rFonts w:ascii="微软雅黑" w:eastAsia="微软雅黑" w:hAnsi="微软雅黑" w:cs="微软雅黑" w:hint="eastAsia"/>
-                <w:b/>
-                <w:bCs/>
-                <w:spacing w:val="1"/>
-                <w:sz w:val="21"/>
-                <w:szCs w:val="21"/>
-              </w:rPr>
-              <w:t>””</w:t>
-            </w:r>
-            <w:proofErr w:type="gramEnd"/>
-            <w:r>
-              <w:rPr>
-                <w:rFonts w:ascii="微软雅黑" w:eastAsia="微软雅黑" w:hAnsi="微软雅黑" w:cs="微软雅黑" w:hint="eastAsia"/>
-                <w:b/>
-                <w:bCs/>
-                <w:spacing w:val="1"/>
-                <w:sz w:val="21"/>
-                <w:szCs w:val="21"/>
-              </w:rPr>
-              <w:t>)|float &gt;= 20%}合格（</w:t>
-            </w:r>
-            <w:proofErr w:type="gramStart"/>
-            <w:r>
-              <w:rPr>
-                <w:rFonts w:ascii="微软雅黑" w:eastAsia="微软雅黑" w:hAnsi="微软雅黑" w:cs="微软雅黑" w:hint="eastAsia"/>
-                <w:b/>
-                <w:bCs/>
-                <w:spacing w:val="1"/>
-                <w:sz w:val="21"/>
-                <w:szCs w:val="21"/>
-              </w:rPr>
-              <w:t>质控项有</w:t>
-            </w:r>
-            <w:proofErr w:type="gramEnd"/>
-            <w:r>
-              <w:rPr>
-                <w:rFonts w:ascii="微软雅黑" w:eastAsia="微软雅黑" w:hAnsi="微软雅黑" w:cs="微软雅黑" w:hint="eastAsia"/>
-                <w:b/>
-                <w:bCs/>
-                <w:spacing w:val="1"/>
-                <w:sz w:val="21"/>
-                <w:szCs w:val="21"/>
-              </w:rPr>
-              <w:t>缺失，请补齐数据后自行评估）{%else%}风险{%endif%}</w:t>
+              <w:t>(“%”,””)|float &gt;= 20%}合格（质控项有缺失，请补齐数据后自行评估）{%else%}风险{%endif%}</w:t>
             </w:r>
           </w:p>
           <w:p>
@@ -11202,31 +10304,7 @@
                 <w:sz w:val="21"/>
                 <w:szCs w:val="21"/>
               </w:rPr>
-              <w:t>lib_quality_control.lib_dna_</w:t>
-            </w:r>
-            <w:proofErr w:type="gramStart"/>
-            <w:r>
-              <w:rPr>
-                <w:rFonts w:ascii="微软雅黑" w:eastAsia="微软雅黑" w:hAnsi="微软雅黑" w:cs="微软雅黑"/>
-                <w:b/>
-                <w:bCs/>
-                <w:spacing w:val="1"/>
-                <w:sz w:val="21"/>
-                <w:szCs w:val="21"/>
-              </w:rPr>
-              <w:t>qc.tumor</w:t>
-            </w:r>
-            <w:proofErr w:type="gramEnd"/>
-            <w:r>
-              <w:rPr>
-                <w:rFonts w:ascii="微软雅黑" w:eastAsia="微软雅黑" w:hAnsi="微软雅黑" w:cs="微软雅黑"/>
-                <w:b/>
-                <w:bCs/>
-                <w:spacing w:val="1"/>
-                <w:sz w:val="21"/>
-                <w:szCs w:val="21"/>
-              </w:rPr>
-              <w:t>_content</w:t>
+              <w:t>lib_quality_control.lib_dna_qc.tumor_content</w:t>
             </w:r>
             <w:proofErr w:type="spellEnd"/>
             <w:r>
@@ -11347,31 +10425,7 @@
                 <w:sz w:val="21"/>
                 <w:szCs w:val="21"/>
               </w:rPr>
-              <w:t>lib_quality_control.lib_dna_</w:t>
-            </w:r>
-            <w:proofErr w:type="gramStart"/>
-            <w:r>
-              <w:rPr>
-                <w:rFonts w:ascii="微软雅黑" w:eastAsia="微软雅黑" w:hAnsi="微软雅黑" w:cs="微软雅黑"/>
-                <w:b/>
-                <w:bCs/>
-                <w:spacing w:val="1"/>
-                <w:sz w:val="21"/>
-                <w:szCs w:val="21"/>
-              </w:rPr>
-              <w:t>qc.library</w:t>
-            </w:r>
-            <w:proofErr w:type="gramEnd"/>
-            <w:r>
-              <w:rPr>
-                <w:rFonts w:ascii="微软雅黑" w:eastAsia="微软雅黑" w:hAnsi="微软雅黑" w:cs="微软雅黑"/>
-                <w:b/>
-                <w:bCs/>
-                <w:spacing w:val="1"/>
-                <w:sz w:val="21"/>
-                <w:szCs w:val="21"/>
-              </w:rPr>
-              <w:t>_qty</w:t>
+              <w:t>lib_quality_control.lib_dna_qc.library_qty</w:t>
             </w:r>
             <w:proofErr w:type="spellEnd"/>
             <w:r>
@@ -11432,31 +10486,7 @@
                 <w:sz w:val="21"/>
                 <w:szCs w:val="21"/>
               </w:rPr>
-              <w:t>(“%”,</w:t>
-            </w:r>
-            <w:proofErr w:type="gramStart"/>
-            <w:r>
-              <w:rPr>
-                <w:rFonts w:ascii="微软雅黑" w:eastAsia="微软雅黑" w:hAnsi="微软雅黑" w:cs="微软雅黑" w:hint="eastAsia"/>
-                <w:b/>
-                <w:bCs/>
-                <w:spacing w:val="1"/>
-                <w:sz w:val="21"/>
-                <w:szCs w:val="21"/>
-              </w:rPr>
-              <w:t>””</w:t>
-            </w:r>
-            <w:proofErr w:type="gramEnd"/>
-            <w:r>
-              <w:rPr>
-                <w:rFonts w:ascii="微软雅黑" w:eastAsia="微软雅黑" w:hAnsi="微软雅黑" w:cs="微软雅黑" w:hint="eastAsia"/>
-                <w:b/>
-                <w:bCs/>
-                <w:spacing w:val="1"/>
-                <w:sz w:val="21"/>
-                <w:szCs w:val="21"/>
-              </w:rPr>
-              <w:t xml:space="preserve">)|float &gt;= 20 and </w:t>
+              <w:t xml:space="preserve">(“%”,””)|float &gt;= 20 and </w:t>
             </w:r>
             <w:proofErr w:type="spellStart"/>
             <w:r>
@@ -11578,55 +10608,7 @@
                 <w:sz w:val="21"/>
                 <w:szCs w:val="21"/>
               </w:rPr>
-              <w:t>(“%”,</w:t>
-            </w:r>
-            <w:proofErr w:type="gramStart"/>
-            <w:r>
-              <w:rPr>
-                <w:rFonts w:ascii="微软雅黑" w:eastAsia="微软雅黑" w:hAnsi="微软雅黑" w:cs="微软雅黑" w:hint="eastAsia"/>
-                <w:b/>
-                <w:bCs/>
-                <w:spacing w:val="1"/>
-                <w:sz w:val="21"/>
-                <w:szCs w:val="21"/>
-              </w:rPr>
-              <w:t>””</w:t>
-            </w:r>
-            <w:proofErr w:type="gramEnd"/>
-            <w:r>
-              <w:rPr>
-                <w:rFonts w:ascii="微软雅黑" w:eastAsia="微软雅黑" w:hAnsi="微软雅黑" w:cs="微软雅黑" w:hint="eastAsia"/>
-                <w:b/>
-                <w:bCs/>
-                <w:spacing w:val="1"/>
-                <w:sz w:val="21"/>
-                <w:szCs w:val="21"/>
-              </w:rPr>
-              <w:t>)|float &gt;= 20%}合格（</w:t>
-            </w:r>
-            <w:proofErr w:type="gramStart"/>
-            <w:r>
-              <w:rPr>
-                <w:rFonts w:ascii="微软雅黑" w:eastAsia="微软雅黑" w:hAnsi="微软雅黑" w:cs="微软雅黑" w:hint="eastAsia"/>
-                <w:b/>
-                <w:bCs/>
-                <w:spacing w:val="1"/>
-                <w:sz w:val="21"/>
-                <w:szCs w:val="21"/>
-              </w:rPr>
-              <w:t>质控项有</w:t>
-            </w:r>
-            <w:proofErr w:type="gramEnd"/>
-            <w:r>
-              <w:rPr>
-                <w:rFonts w:ascii="微软雅黑" w:eastAsia="微软雅黑" w:hAnsi="微软雅黑" w:cs="微软雅黑" w:hint="eastAsia"/>
-                <w:b/>
-                <w:bCs/>
-                <w:spacing w:val="1"/>
-                <w:sz w:val="21"/>
-                <w:szCs w:val="21"/>
-              </w:rPr>
-              <w:t>缺失，请补齐数据后自行评估）{%else%}风险{%endif%}</w:t>
+              <w:t>(“%”,””)|float &gt;= 20%}合格（质控项有缺失，请补齐数据后自行评估）{%else%}风险{%endif%}</w:t>
             </w:r>
           </w:p>
           <w:p>
@@ -11786,31 +10768,7 @@
                 <w:sz w:val="21"/>
                 <w:szCs w:val="21"/>
               </w:rPr>
-              <w:t>lib_quality_control.lib_dna_</w:t>
-            </w:r>
-            <w:proofErr w:type="gramStart"/>
-            <w:r>
-              <w:rPr>
-                <w:rFonts w:ascii="微软雅黑" w:eastAsia="微软雅黑" w:hAnsi="微软雅黑" w:cs="微软雅黑"/>
-                <w:b/>
-                <w:bCs/>
-                <w:spacing w:val="1"/>
-                <w:sz w:val="21"/>
-                <w:szCs w:val="21"/>
-              </w:rPr>
-              <w:t>qc.library</w:t>
-            </w:r>
-            <w:proofErr w:type="gramEnd"/>
-            <w:r>
-              <w:rPr>
-                <w:rFonts w:ascii="微软雅黑" w:eastAsia="微软雅黑" w:hAnsi="微软雅黑" w:cs="微软雅黑"/>
-                <w:b/>
-                <w:bCs/>
-                <w:spacing w:val="1"/>
-                <w:sz w:val="21"/>
-                <w:szCs w:val="21"/>
-              </w:rPr>
-              <w:t>_qty</w:t>
+              <w:t>lib_quality_control.lib_dna_qc.library_qty</w:t>
             </w:r>
             <w:proofErr w:type="spellEnd"/>
             <w:r>
@@ -11945,31 +10903,7 @@
                 <w:sz w:val="21"/>
                 <w:szCs w:val="21"/>
               </w:rPr>
-              <w:t>合格（</w:t>
-            </w:r>
-            <w:proofErr w:type="gramStart"/>
-            <w:r>
-              <w:rPr>
-                <w:rFonts w:ascii="微软雅黑" w:eastAsia="微软雅黑" w:hAnsi="微软雅黑" w:cs="微软雅黑" w:hint="eastAsia"/>
-                <w:b/>
-                <w:bCs/>
-                <w:spacing w:val="1"/>
-                <w:sz w:val="21"/>
-                <w:szCs w:val="21"/>
-              </w:rPr>
-              <w:t>质控项有</w:t>
-            </w:r>
-            <w:proofErr w:type="gramEnd"/>
-            <w:r>
-              <w:rPr>
-                <w:rFonts w:ascii="微软雅黑" w:eastAsia="微软雅黑" w:hAnsi="微软雅黑" w:cs="微软雅黑" w:hint="eastAsia"/>
-                <w:b/>
-                <w:bCs/>
-                <w:spacing w:val="1"/>
-                <w:sz w:val="21"/>
-                <w:szCs w:val="21"/>
-              </w:rPr>
-              <w:t>缺失，请补齐数据后自行评估）</w:t>
+              <w:t>合格（质控项有缺失，请补齐数据后自行评估）</w:t>
             </w:r>
           </w:p>
           <w:p>
@@ -12192,29 +11126,7 @@
           <w:sz w:val="16"/>
           <w:szCs w:val="16"/>
         </w:rPr>
-        <w:t>仅当送检的样品中含有或可制作石蜡</w:t>
-      </w:r>
-      <w:proofErr w:type="gramStart"/>
-      <w:r>
-        <w:rPr>
-          <w:rFonts w:hAnsi="微软雅黑" w:hint="eastAsia"/>
-          <w:bCs/>
-          <w:color w:val="000000" w:themeColor="text1"/>
-          <w:sz w:val="16"/>
-          <w:szCs w:val="16"/>
-        </w:rPr>
-        <w:t>玻</w:t>
-      </w:r>
-      <w:proofErr w:type="gramEnd"/>
-      <w:r>
-        <w:rPr>
-          <w:rFonts w:hAnsi="微软雅黑" w:hint="eastAsia"/>
-          <w:bCs/>
-          <w:color w:val="000000" w:themeColor="text1"/>
-          <w:sz w:val="16"/>
-          <w:szCs w:val="16"/>
-        </w:rPr>
-        <w:t>片时才能进行病理质控，若肿瘤细胞含量低于20%，可能会影响检测结果的准确性。</w:t>
+        <w:t>仅当送检的样品中含有或可制作石蜡玻片时才能进行病理质控，若肿瘤细胞含量低于20%，可能会影响检测结果的准确性。</w:t>
       </w:r>
     </w:p>
     <w:p>
@@ -12359,29 +11271,7 @@
           <w:sz w:val="16"/>
           <w:szCs w:val="16"/>
         </w:rPr>
-        <w:t>覆盖度：检测到的区域</w:t>
-      </w:r>
-      <w:proofErr w:type="gramStart"/>
-      <w:r>
-        <w:rPr>
-          <w:rFonts w:hAnsi="微软雅黑" w:hint="eastAsia"/>
-          <w:bCs/>
-          <w:color w:val="000000" w:themeColor="text1"/>
-          <w:sz w:val="16"/>
-          <w:szCs w:val="16"/>
-        </w:rPr>
-        <w:t>占目标</w:t>
-      </w:r>
-      <w:proofErr w:type="gramEnd"/>
-      <w:r>
-        <w:rPr>
-          <w:rFonts w:hAnsi="微软雅黑" w:hint="eastAsia"/>
-          <w:bCs/>
-          <w:color w:val="000000" w:themeColor="text1"/>
-          <w:sz w:val="16"/>
-          <w:szCs w:val="16"/>
-        </w:rPr>
-        <w:t>区域的比例；</w:t>
+        <w:t>覆盖度：检测到的区域占目标区域的比例；</w:t>
       </w:r>
     </w:p>
     <w:p>
@@ -12410,29 +11300,7 @@
           <w:sz w:val="16"/>
           <w:szCs w:val="16"/>
         </w:rPr>
-        <w:t>均</w:t>
-      </w:r>
-      <w:proofErr w:type="gramStart"/>
-      <w:r>
-        <w:rPr>
-          <w:rFonts w:hAnsi="微软雅黑" w:hint="eastAsia"/>
-          <w:bCs/>
-          <w:color w:val="000000" w:themeColor="text1"/>
-          <w:sz w:val="16"/>
-          <w:szCs w:val="16"/>
-        </w:rPr>
-        <w:t>一</w:t>
-      </w:r>
-      <w:proofErr w:type="gramEnd"/>
-      <w:r>
-        <w:rPr>
-          <w:rFonts w:hAnsi="微软雅黑" w:hint="eastAsia"/>
-          <w:bCs/>
-          <w:color w:val="000000" w:themeColor="text1"/>
-          <w:sz w:val="16"/>
-          <w:szCs w:val="16"/>
-        </w:rPr>
-        <w:t>性：测序深度超过20％的平均深度的位点的比例；</w:t>
+        <w:t>均一性：测序深度超过20％的平均深度的位点的比例；</w:t>
       </w:r>
     </w:p>
     <w:p>
@@ -12510,29 +11378,7 @@
           <w:sz w:val="16"/>
           <w:szCs w:val="16"/>
         </w:rPr>
-        <w:t>深度) 进行综合评估，判断质</w:t>
-      </w:r>
-      <w:proofErr w:type="gramStart"/>
-      <w:r>
-        <w:rPr>
-          <w:rFonts w:hAnsi="微软雅黑" w:hint="eastAsia"/>
-          <w:bCs/>
-          <w:color w:val="000000" w:themeColor="text1"/>
-          <w:sz w:val="16"/>
-          <w:szCs w:val="16"/>
-        </w:rPr>
-        <w:t>控是否</w:t>
-      </w:r>
-      <w:proofErr w:type="gramEnd"/>
-      <w:r>
-        <w:rPr>
-          <w:rFonts w:hAnsi="微软雅黑" w:hint="eastAsia"/>
-          <w:bCs/>
-          <w:color w:val="000000" w:themeColor="text1"/>
-          <w:sz w:val="16"/>
-          <w:szCs w:val="16"/>
-        </w:rPr>
-        <w:t>合格；</w:t>
+        <w:t>深度) 进行综合评估，判断质控是否合格；</w:t>
       </w:r>
     </w:p>
     <w:p>
@@ -12561,29 +11407,7 @@
           <w:sz w:val="16"/>
           <w:szCs w:val="16"/>
         </w:rPr>
-        <w:t>参考值为“/”，表示此质</w:t>
-      </w:r>
-      <w:proofErr w:type="gramStart"/>
-      <w:r>
-        <w:rPr>
-          <w:rFonts w:hAnsi="微软雅黑" w:hint="eastAsia"/>
-          <w:bCs/>
-          <w:color w:val="000000" w:themeColor="text1"/>
-          <w:sz w:val="16"/>
-          <w:szCs w:val="16"/>
-        </w:rPr>
-        <w:t>控项并非</w:t>
-      </w:r>
-      <w:proofErr w:type="gramEnd"/>
-      <w:r>
-        <w:rPr>
-          <w:rFonts w:hAnsi="微软雅黑" w:hint="eastAsia"/>
-          <w:bCs/>
-          <w:color w:val="000000" w:themeColor="text1"/>
-          <w:sz w:val="16"/>
-          <w:szCs w:val="16"/>
-        </w:rPr>
-        <w:t>本检测的必要质控项，结果仅供参考。</w:t>
+        <w:t>参考值为“/”，表示此质控项并非本检测的必要质控项，结果仅供参考。</w:t>
       </w:r>
       <w:r>
         <w:rPr>
@@ -12821,27 +11645,7 @@
           <w:sz w:val="21"/>
           <w:szCs w:val="21"/>
         </w:rPr>
-        <w:t>本</w:t>
-      </w:r>
-      <w:proofErr w:type="gramStart"/>
-      <w:r>
-        <w:rPr>
-          <w:rFonts w:ascii="微软雅黑" w:eastAsia="微软雅黑" w:hAnsi="微软雅黑" w:cs="微软雅黑" w:hint="eastAsia"/>
-          <w:color w:val="3B3838"/>
-          <w:sz w:val="21"/>
-          <w:szCs w:val="21"/>
-        </w:rPr>
-        <w:t>检测仅</w:t>
-      </w:r>
-      <w:proofErr w:type="gramEnd"/>
-      <w:r>
-        <w:rPr>
-          <w:rFonts w:ascii="微软雅黑" w:eastAsia="微软雅黑" w:hAnsi="微软雅黑" w:cs="微软雅黑" w:hint="eastAsia"/>
-          <w:color w:val="3B3838"/>
-          <w:sz w:val="21"/>
-          <w:szCs w:val="21"/>
-        </w:rPr>
-        <w:t>为临床诊断及治疗决策提供参考和辅助。临床诊断及治疗决策应由临床医生结合受检者的全面临床信息进行综合判断。</w:t>
+        <w:t>本检测仅为临床诊断及治疗决策提供参考和辅助。临床诊断及治疗决策应由临床医生结合受检者的全面临床信息进行综合判断。</w:t>
       </w:r>
     </w:p>
     <w:p>
@@ -12889,27 +11693,7 @@
           <w:sz w:val="21"/>
           <w:szCs w:val="21"/>
         </w:rPr>
-        <w:t>本</w:t>
-      </w:r>
-      <w:proofErr w:type="gramStart"/>
-      <w:r>
-        <w:rPr>
-          <w:rFonts w:ascii="微软雅黑" w:eastAsia="微软雅黑" w:hAnsi="微软雅黑" w:cs="微软雅黑" w:hint="eastAsia"/>
-          <w:color w:val="3B3838"/>
-          <w:sz w:val="21"/>
-          <w:szCs w:val="21"/>
-        </w:rPr>
-        <w:t>检测仅</w:t>
-      </w:r>
-      <w:proofErr w:type="gramEnd"/>
-      <w:r>
-        <w:rPr>
-          <w:rFonts w:ascii="微软雅黑" w:eastAsia="微软雅黑" w:hAnsi="微软雅黑" w:cs="微软雅黑" w:hint="eastAsia"/>
-          <w:color w:val="3B3838"/>
-          <w:sz w:val="21"/>
-          <w:szCs w:val="21"/>
-        </w:rPr>
-        <w:t>用于基因突变的定性检测，不能用来决定治疗的成功与否；报告中的基因变异和药物排名不分先后顺序，任何一个标志物变异和潜在有效或无效药物均不按照先后顺序排名；本报告不对任何患者承诺或保证会在某一药物治疗中有效，也不承诺在某一药物治疗中无效。</w:t>
+        <w:t>本检测仅用于基因突变的定性检测，不能用来决定治疗的成功与否；报告中的基因变异和药物排名不分先后顺序，任何一个标志物变异和潜在有效或无效药物均不按照先后顺序排名；本报告不对任何患者承诺或保证会在某一药物治疗中有效，也不承诺在某一药物治疗中无效。</w:t>
       </w:r>
     </w:p>
     <w:p>
@@ -13337,25 +12121,7 @@
           <w:sz w:val="18"/>
           <w:szCs w:val="18"/>
         </w:rPr>
-        <w:t xml:space="preserve">NCCN Clinical Practice Guidelines in Oncology-Genetic/Familial High-Risk Assessment: Breast, Ovarian, and Pancreatic. (version </w:t>
-      </w:r>
-      <w:proofErr w:type="gramStart"/>
-      <w:r>
-        <w:rPr>
-          <w:rFonts w:ascii="微软雅黑" w:eastAsia="微软雅黑" w:hAnsi="微软雅黑" w:cs="微软雅黑"/>
-          <w:sz w:val="18"/>
-          <w:szCs w:val="18"/>
-        </w:rPr>
-        <w:t>2.2024)[</w:t>
-      </w:r>
-      <w:proofErr w:type="gramEnd"/>
-      <w:r>
-        <w:rPr>
-          <w:rFonts w:ascii="微软雅黑" w:eastAsia="微软雅黑" w:hAnsi="微软雅黑" w:cs="微软雅黑"/>
-          <w:sz w:val="18"/>
-          <w:szCs w:val="18"/>
-        </w:rPr>
-        <w:t>EB/OL]. http://www.nccn.org</w:t>
+        <w:t>NCCN Clinical Practice Guidelines in Oncology-Genetic/Familial High-Risk Assessment: Breast, Ovarian, and Pancreatic. (version 2.2024)[EB/OL]. http://www.nccn.org</w:t>
       </w:r>
     </w:p>
     <w:p>
@@ -13380,25 +12146,7 @@
           <w:sz w:val="18"/>
           <w:szCs w:val="18"/>
         </w:rPr>
-        <w:t xml:space="preserve">NCCN Clinical Practice Guidelines in Oncology-Breast Cancer Risk Reduction. (version </w:t>
-      </w:r>
-      <w:proofErr w:type="gramStart"/>
-      <w:r>
-        <w:rPr>
-          <w:rFonts w:ascii="微软雅黑" w:eastAsia="微软雅黑" w:hAnsi="微软雅黑" w:cs="微软雅黑"/>
-          <w:sz w:val="18"/>
-          <w:szCs w:val="18"/>
-        </w:rPr>
-        <w:t>1.2024)[</w:t>
-      </w:r>
-      <w:proofErr w:type="gramEnd"/>
-      <w:r>
-        <w:rPr>
-          <w:rFonts w:ascii="微软雅黑" w:eastAsia="微软雅黑" w:hAnsi="微软雅黑" w:cs="微软雅黑"/>
-          <w:sz w:val="18"/>
-          <w:szCs w:val="18"/>
-        </w:rPr>
-        <w:t>EB/OL]. http://www.nccn.org</w:t>
+        <w:t>NCCN Clinical Practice Guidelines in Oncology-Breast Cancer Risk Reduction. (version 1.2024)[EB/OL]. http://www.nccn.org</w:t>
       </w:r>
     </w:p>
     <w:p>
@@ -13423,25 +12171,7 @@
           <w:sz w:val="18"/>
           <w:szCs w:val="18"/>
         </w:rPr>
-        <w:t xml:space="preserve">NCCN Clinical Practice Guidelines in Oncology-Ovarian Cancer Including Fallopian Tube Cancer and Primary Peritoneal Cancer. (version </w:t>
-      </w:r>
-      <w:proofErr w:type="gramStart"/>
-      <w:r>
-        <w:rPr>
-          <w:rFonts w:ascii="微软雅黑" w:eastAsia="微软雅黑" w:hAnsi="微软雅黑" w:cs="微软雅黑"/>
-          <w:sz w:val="18"/>
-          <w:szCs w:val="18"/>
-        </w:rPr>
-        <w:t>2.2023)[</w:t>
-      </w:r>
-      <w:proofErr w:type="gramEnd"/>
-      <w:r>
-        <w:rPr>
-          <w:rFonts w:ascii="微软雅黑" w:eastAsia="微软雅黑" w:hAnsi="微软雅黑" w:cs="微软雅黑"/>
-          <w:sz w:val="18"/>
-          <w:szCs w:val="18"/>
-        </w:rPr>
-        <w:t>EB/OL]. http://www.nccn.org</w:t>
+        <w:t>NCCN Clinical Practice Guidelines in Oncology-Ovarian Cancer Including Fallopian Tube Cancer and Primary Peritoneal Cancer. (version 2.2023)[EB/OL]. http://www.nccn.org</w:t>
       </w:r>
     </w:p>
     <w:p>
@@ -13467,25 +12197,7 @@
           <w:szCs w:val="18"/>
         </w:rPr>
         <w:lastRenderedPageBreak/>
-        <w:t xml:space="preserve">NCCN Clinical Practice Guidelines in Oncology-Breast Cancer. (version </w:t>
-      </w:r>
-      <w:proofErr w:type="gramStart"/>
-      <w:r>
-        <w:rPr>
-          <w:rFonts w:ascii="微软雅黑" w:eastAsia="微软雅黑" w:hAnsi="微软雅黑" w:cs="微软雅黑"/>
-          <w:sz w:val="18"/>
-          <w:szCs w:val="18"/>
-        </w:rPr>
-        <w:t>4.2023)[</w:t>
-      </w:r>
-      <w:proofErr w:type="gramEnd"/>
-      <w:r>
-        <w:rPr>
-          <w:rFonts w:ascii="微软雅黑" w:eastAsia="微软雅黑" w:hAnsi="微软雅黑" w:cs="微软雅黑"/>
-          <w:sz w:val="18"/>
-          <w:szCs w:val="18"/>
-        </w:rPr>
-        <w:t>EB/OL]. http://www.nccn.org</w:t>
+        <w:t>NCCN Clinical Practice Guidelines in Oncology-Breast Cancer. (version 4.2023)[EB/OL]. http://www.nccn.org</w:t>
       </w:r>
     </w:p>
     <w:p>
@@ -13510,25 +12222,7 @@
           <w:sz w:val="18"/>
           <w:szCs w:val="18"/>
         </w:rPr>
-        <w:t xml:space="preserve">NCCN Clinical Practice Guidelines in Oncology-Prostate Cancer. (version </w:t>
-      </w:r>
-      <w:proofErr w:type="gramStart"/>
-      <w:r>
-        <w:rPr>
-          <w:rFonts w:ascii="微软雅黑" w:eastAsia="微软雅黑" w:hAnsi="微软雅黑" w:cs="微软雅黑"/>
-          <w:sz w:val="18"/>
-          <w:szCs w:val="18"/>
-        </w:rPr>
-        <w:t>4.2023)[</w:t>
-      </w:r>
-      <w:proofErr w:type="gramEnd"/>
-      <w:r>
-        <w:rPr>
-          <w:rFonts w:ascii="微软雅黑" w:eastAsia="微软雅黑" w:hAnsi="微软雅黑" w:cs="微软雅黑"/>
-          <w:sz w:val="18"/>
-          <w:szCs w:val="18"/>
-        </w:rPr>
-        <w:t>EB/OL]. http://www.nccn.org</w:t>
+        <w:t>NCCN Clinical Practice Guidelines in Oncology-Prostate Cancer. (version 4.2023)[EB/OL]. http://www.nccn.org</w:t>
       </w:r>
     </w:p>
     <w:p>
@@ -13553,25 +12247,7 @@
           <w:sz w:val="18"/>
           <w:szCs w:val="18"/>
         </w:rPr>
-        <w:t xml:space="preserve">NCCN Clinical Practice Guidelines in Oncology-Pancreatic Adenocarcinoma. (version </w:t>
-      </w:r>
-      <w:proofErr w:type="gramStart"/>
-      <w:r>
-        <w:rPr>
-          <w:rFonts w:ascii="微软雅黑" w:eastAsia="微软雅黑" w:hAnsi="微软雅黑" w:cs="微软雅黑"/>
-          <w:sz w:val="18"/>
-          <w:szCs w:val="18"/>
-        </w:rPr>
-        <w:t>2.2023)[</w:t>
-      </w:r>
-      <w:proofErr w:type="gramEnd"/>
-      <w:r>
-        <w:rPr>
-          <w:rFonts w:ascii="微软雅黑" w:eastAsia="微软雅黑" w:hAnsi="微软雅黑" w:cs="微软雅黑"/>
-          <w:sz w:val="18"/>
-          <w:szCs w:val="18"/>
-        </w:rPr>
-        <w:t>EB/OL]. http://www.nccn.org</w:t>
+        <w:t>NCCN Clinical Practice Guidelines in Oncology-Pancreatic Adenocarcinoma. (version 2.2023)[EB/OL]. http://www.nccn.org</w:t>
       </w:r>
     </w:p>
     <w:p>
@@ -13621,241 +12297,7 @@
           <w:sz w:val="18"/>
           <w:szCs w:val="18"/>
         </w:rPr>
-        <w:t xml:space="preserve">王秋菊, 沈亦平, 邬玲仟, 陈少科, 陈子江, 方向东, </w:t>
-      </w:r>
-      <w:proofErr w:type="gramStart"/>
-      <w:r>
-        <w:rPr>
-          <w:rFonts w:ascii="微软雅黑" w:eastAsia="微软雅黑" w:hAnsi="微软雅黑" w:cs="微软雅黑" w:hint="eastAsia"/>
-          <w:sz w:val="18"/>
-          <w:szCs w:val="18"/>
-        </w:rPr>
-        <w:t>傅松滨</w:t>
-      </w:r>
-      <w:proofErr w:type="gramEnd"/>
-      <w:r>
-        <w:rPr>
-          <w:rFonts w:ascii="微软雅黑" w:eastAsia="微软雅黑" w:hAnsi="微软雅黑" w:cs="微软雅黑" w:hint="eastAsia"/>
-          <w:sz w:val="18"/>
-          <w:szCs w:val="18"/>
-        </w:rPr>
-        <w:t xml:space="preserve">, 龚瑶琴, 黄国英, </w:t>
-      </w:r>
-      <w:proofErr w:type="gramStart"/>
-      <w:r>
-        <w:rPr>
-          <w:rFonts w:ascii="微软雅黑" w:eastAsia="微软雅黑" w:hAnsi="微软雅黑" w:cs="微软雅黑" w:hint="eastAsia"/>
-          <w:sz w:val="18"/>
-          <w:szCs w:val="18"/>
-        </w:rPr>
-        <w:t>黄国宁</w:t>
-      </w:r>
-      <w:proofErr w:type="gramEnd"/>
-      <w:r>
-        <w:rPr>
-          <w:rFonts w:ascii="微软雅黑" w:eastAsia="微软雅黑" w:hAnsi="微软雅黑" w:cs="微软雅黑" w:hint="eastAsia"/>
-          <w:sz w:val="18"/>
-          <w:szCs w:val="18"/>
-        </w:rPr>
-        <w:t xml:space="preserve">, </w:t>
-      </w:r>
-      <w:proofErr w:type="gramStart"/>
-      <w:r>
-        <w:rPr>
-          <w:rFonts w:ascii="微软雅黑" w:eastAsia="微软雅黑" w:hAnsi="微软雅黑" w:cs="微软雅黑" w:hint="eastAsia"/>
-          <w:sz w:val="18"/>
-          <w:szCs w:val="18"/>
-        </w:rPr>
-        <w:t>黄荷凤</w:t>
-      </w:r>
-      <w:proofErr w:type="gramEnd"/>
-      <w:r>
-        <w:rPr>
-          <w:rFonts w:ascii="微软雅黑" w:eastAsia="微软雅黑" w:hAnsi="微软雅黑" w:cs="微软雅黑" w:hint="eastAsia"/>
-          <w:sz w:val="18"/>
-          <w:szCs w:val="18"/>
-        </w:rPr>
-        <w:t xml:space="preserve">, 黄山, 郝晓柯 12, 冀小平, 李红, 梁波, 廖灿, </w:t>
-      </w:r>
-      <w:proofErr w:type="gramStart"/>
-      <w:r>
-        <w:rPr>
-          <w:rFonts w:ascii="微软雅黑" w:eastAsia="微软雅黑" w:hAnsi="微软雅黑" w:cs="微软雅黑" w:hint="eastAsia"/>
-          <w:sz w:val="18"/>
-          <w:szCs w:val="18"/>
-        </w:rPr>
-        <w:t>乔杰</w:t>
-      </w:r>
-      <w:proofErr w:type="gramEnd"/>
-      <w:r>
-        <w:rPr>
-          <w:rFonts w:ascii="微软雅黑" w:eastAsia="微软雅黑" w:hAnsi="微软雅黑" w:cs="微软雅黑" w:hint="eastAsia"/>
-          <w:sz w:val="18"/>
-          <w:szCs w:val="18"/>
-        </w:rPr>
-        <w:t xml:space="preserve">, </w:t>
-      </w:r>
-      <w:proofErr w:type="gramStart"/>
-      <w:r>
-        <w:rPr>
-          <w:rFonts w:ascii="微软雅黑" w:eastAsia="微软雅黑" w:hAnsi="微软雅黑" w:cs="微软雅黑" w:hint="eastAsia"/>
-          <w:sz w:val="18"/>
-          <w:szCs w:val="18"/>
-        </w:rPr>
-        <w:t>苏海翔</w:t>
-      </w:r>
-      <w:proofErr w:type="gramEnd"/>
-      <w:r>
-        <w:rPr>
-          <w:rFonts w:ascii="微软雅黑" w:eastAsia="微软雅黑" w:hAnsi="微软雅黑" w:cs="微软雅黑" w:hint="eastAsia"/>
-          <w:sz w:val="18"/>
-          <w:szCs w:val="18"/>
-        </w:rPr>
-        <w:t>, 魏军, 王磊, 王树玉, 王晓红, 邢清和, 徐湘民, 袁慧军, 杨正林, 周从容, 周文</w:t>
-      </w:r>
-      <w:proofErr w:type="gramStart"/>
-      <w:r>
-        <w:rPr>
-          <w:rFonts w:ascii="微软雅黑" w:eastAsia="微软雅黑" w:hAnsi="微软雅黑" w:cs="微软雅黑" w:hint="eastAsia"/>
-          <w:sz w:val="18"/>
-          <w:szCs w:val="18"/>
-        </w:rPr>
-        <w:t>浩</w:t>
-      </w:r>
-      <w:proofErr w:type="gramEnd"/>
-      <w:r>
-        <w:rPr>
-          <w:rFonts w:ascii="微软雅黑" w:eastAsia="微软雅黑" w:hAnsi="微软雅黑" w:cs="微软雅黑" w:hint="eastAsia"/>
-          <w:sz w:val="18"/>
-          <w:szCs w:val="18"/>
-        </w:rPr>
-        <w:t xml:space="preserve">, 曾勇, 张学军, </w:t>
-      </w:r>
-      <w:proofErr w:type="gramStart"/>
-      <w:r>
-        <w:rPr>
-          <w:rFonts w:ascii="微软雅黑" w:eastAsia="微软雅黑" w:hAnsi="微软雅黑" w:cs="微软雅黑" w:hint="eastAsia"/>
-          <w:sz w:val="18"/>
-          <w:szCs w:val="18"/>
-        </w:rPr>
-        <w:t>黄涛生</w:t>
-      </w:r>
-      <w:proofErr w:type="gramEnd"/>
-      <w:r>
-        <w:rPr>
-          <w:rFonts w:ascii="微软雅黑" w:eastAsia="微软雅黑" w:hAnsi="微软雅黑" w:cs="微软雅黑" w:hint="eastAsia"/>
-          <w:sz w:val="18"/>
-          <w:szCs w:val="18"/>
-        </w:rPr>
-        <w:t xml:space="preserve">, 郑茜, </w:t>
-      </w:r>
-      <w:proofErr w:type="gramStart"/>
-      <w:r>
-        <w:rPr>
-          <w:rFonts w:ascii="微软雅黑" w:eastAsia="微软雅黑" w:hAnsi="微软雅黑" w:cs="微软雅黑" w:hint="eastAsia"/>
-          <w:sz w:val="18"/>
-          <w:szCs w:val="18"/>
-        </w:rPr>
-        <w:t>秦胜营</w:t>
-      </w:r>
-      <w:proofErr w:type="gramEnd"/>
-      <w:r>
-        <w:rPr>
-          <w:rFonts w:ascii="微软雅黑" w:eastAsia="微软雅黑" w:hAnsi="微软雅黑" w:cs="微软雅黑" w:hint="eastAsia"/>
-          <w:sz w:val="18"/>
-          <w:szCs w:val="18"/>
-        </w:rPr>
-        <w:t>, 于</w:t>
-      </w:r>
-      <w:proofErr w:type="gramStart"/>
-      <w:r>
-        <w:rPr>
-          <w:rFonts w:ascii="微软雅黑" w:eastAsia="微软雅黑" w:hAnsi="微软雅黑" w:cs="微软雅黑" w:hint="eastAsia"/>
-          <w:sz w:val="18"/>
-          <w:szCs w:val="18"/>
-        </w:rPr>
-        <w:t>世</w:t>
-      </w:r>
-      <w:proofErr w:type="gramEnd"/>
-      <w:r>
-        <w:rPr>
-          <w:rFonts w:ascii="微软雅黑" w:eastAsia="微软雅黑" w:hAnsi="微软雅黑" w:cs="微软雅黑" w:hint="eastAsia"/>
-          <w:sz w:val="18"/>
-          <w:szCs w:val="18"/>
-        </w:rPr>
-        <w:t xml:space="preserve">辉, 关静, 王洪阳, 王大勇, 赵立东, 王慧君, </w:t>
-      </w:r>
-      <w:proofErr w:type="gramStart"/>
-      <w:r>
-        <w:rPr>
-          <w:rFonts w:ascii="微软雅黑" w:eastAsia="微软雅黑" w:hAnsi="微软雅黑" w:cs="微软雅黑" w:hint="eastAsia"/>
-          <w:sz w:val="18"/>
-          <w:szCs w:val="18"/>
-        </w:rPr>
-        <w:t>孔令印</w:t>
-      </w:r>
-      <w:proofErr w:type="gramEnd"/>
-      <w:r>
-        <w:rPr>
-          <w:rFonts w:ascii="微软雅黑" w:eastAsia="微软雅黑" w:hAnsi="微软雅黑" w:cs="微软雅黑" w:hint="eastAsia"/>
-          <w:sz w:val="18"/>
-          <w:szCs w:val="18"/>
-        </w:rPr>
-        <w:t xml:space="preserve">, 宣黎明, </w:t>
-      </w:r>
-      <w:proofErr w:type="gramStart"/>
-      <w:r>
-        <w:rPr>
-          <w:rFonts w:ascii="微软雅黑" w:eastAsia="微软雅黑" w:hAnsi="微软雅黑" w:cs="微软雅黑" w:hint="eastAsia"/>
-          <w:sz w:val="18"/>
-          <w:szCs w:val="18"/>
-        </w:rPr>
-        <w:t>冒燕</w:t>
-      </w:r>
-      <w:proofErr w:type="gramEnd"/>
-      <w:r>
-        <w:rPr>
-          <w:rFonts w:ascii="微软雅黑" w:eastAsia="微软雅黑" w:hAnsi="微软雅黑" w:cs="微软雅黑" w:hint="eastAsia"/>
-          <w:sz w:val="18"/>
-          <w:szCs w:val="18"/>
-        </w:rPr>
-        <w:t xml:space="preserve">, 祝轶君, </w:t>
-      </w:r>
-      <w:proofErr w:type="gramStart"/>
-      <w:r>
-        <w:rPr>
-          <w:rFonts w:ascii="微软雅黑" w:eastAsia="微软雅黑" w:hAnsi="微软雅黑" w:cs="微软雅黑" w:hint="eastAsia"/>
-          <w:sz w:val="18"/>
-          <w:szCs w:val="18"/>
-        </w:rPr>
-        <w:t>徐君玲</w:t>
-      </w:r>
-      <w:proofErr w:type="gramEnd"/>
-      <w:r>
-        <w:rPr>
-          <w:rFonts w:ascii="微软雅黑" w:eastAsia="微软雅黑" w:hAnsi="微软雅黑" w:cs="微软雅黑" w:hint="eastAsia"/>
-          <w:sz w:val="18"/>
-          <w:szCs w:val="18"/>
-        </w:rPr>
-        <w:t>, 王剑青, 王莉, 赵婷, 秦</w:t>
-      </w:r>
-      <w:proofErr w:type="gramStart"/>
-      <w:r>
-        <w:rPr>
-          <w:rFonts w:ascii="微软雅黑" w:eastAsia="微软雅黑" w:hAnsi="微软雅黑" w:cs="微软雅黑" w:hint="eastAsia"/>
-          <w:sz w:val="18"/>
-          <w:szCs w:val="18"/>
-        </w:rPr>
-        <w:t>一</w:t>
-      </w:r>
-      <w:proofErr w:type="gramEnd"/>
-      <w:r>
-        <w:rPr>
-          <w:rFonts w:ascii="微软雅黑" w:eastAsia="微软雅黑" w:hAnsi="微软雅黑" w:cs="微软雅黑" w:hint="eastAsia"/>
-          <w:sz w:val="18"/>
-          <w:szCs w:val="18"/>
-        </w:rPr>
-        <w:t>丁, 夏滢颖, 樊丽霞, 赵丁丁, 邱浩, 贺林.  遗传变异分类标准与指南[J]. 中国科学：生命科学, 2017, 47(6): 668-688.</w:t>
+        <w:t>王秋菊, 沈亦平, 邬玲仟, 陈少科, 陈子江, 方向东, 傅松滨, 龚瑶琴, 黄国英, 黄国宁, 黄荷凤, 黄山, 郝晓柯 12, 冀小平, 李红, 梁波, 廖灿, 乔杰, 苏海翔, 魏军, 王磊, 王树玉, 王晓红, 邢清和, 徐湘民, 袁慧军, 杨正林, 周从容, 周文浩, 曾勇, 张学军, 黄涛生, 郑茜, 秦胜营, 于世辉, 关静, 王洪阳, 王大勇, 赵立东, 王慧君, 孔令印, 宣黎明, 冒燕, 祝轶君, 徐君玲, 王剑青, 王莉, 赵婷, 秦一丁, 夏滢颖, 樊丽霞, 赵丁丁, 邱浩, 贺林.  遗传变异分类标准与指南[J]. 中国科学：生命科学, 2017, 47(6): 668-688.</w:t>
       </w:r>
     </w:p>
     <w:p>
@@ -13966,25 +12408,7 @@
           <w:sz w:val="18"/>
           <w:szCs w:val="18"/>
         </w:rPr>
-        <w:t xml:space="preserve"> (var_brca.refer.var+var_</w:t>
-      </w:r>
-      <w:proofErr w:type="gramStart"/>
-      <w:r>
-        <w:rPr>
-          <w:rFonts w:ascii="微软雅黑" w:eastAsia="微软雅黑" w:hAnsi="微软雅黑" w:cs="微软雅黑"/>
-          <w:sz w:val="18"/>
-          <w:szCs w:val="18"/>
-        </w:rPr>
-        <w:t>brca.refer</w:t>
-      </w:r>
-      <w:proofErr w:type="gramEnd"/>
-      <w:r>
-        <w:rPr>
-          <w:rFonts w:ascii="微软雅黑" w:eastAsia="微软雅黑" w:hAnsi="微软雅黑" w:cs="微软雅黑"/>
-          <w:sz w:val="18"/>
-          <w:szCs w:val="18"/>
-        </w:rPr>
-        <w:t>.gene+var_brca.refer.evi)|unique %}</w:t>
+        <w:t xml:space="preserve"> (var_brca.refer.var+var_brca.refer.gene+var_brca.refer.evi)|unique %}</w:t>
       </w:r>
     </w:p>
     <w:p>
@@ -14723,23 +13147,13 @@
             <w:t>{{</w:t>
           </w:r>
           <w:proofErr w:type="spellStart"/>
-          <w:proofErr w:type="gramStart"/>
           <w:r>
             <w:rPr>
               <w:rFonts w:ascii="微软雅黑" w:eastAsia="微软雅黑" w:hAnsi="微软雅黑" w:cs="微软雅黑"/>
               <w:b/>
               <w:bCs/>
             </w:rPr>
-            <w:t>sample.patient</w:t>
-          </w:r>
-          <w:proofErr w:type="gramEnd"/>
-          <w:r>
-            <w:rPr>
-              <w:rFonts w:ascii="微软雅黑" w:eastAsia="微软雅黑" w:hAnsi="微软雅黑" w:cs="微软雅黑"/>
-              <w:b/>
-              <w:bCs/>
-            </w:rPr>
-            <w:t>_name</w:t>
+            <w:t>sample.patient_name</w:t>
           </w:r>
           <w:proofErr w:type="spellEnd"/>
           <w:r>
@@ -21963,15 +20377,6 @@
 </file>
 
 <file path=customXml/item1.xml><?xml version="1.0" encoding="utf-8"?>
-<b:Sources xmlns:b="http://schemas.openxmlformats.org/officeDocument/2006/bibliography" xmlns="http://schemas.openxmlformats.org/officeDocument/2006/bibliography" SelectedStyle="\APASixthEditionOfficeOnline.xsl" StyleName="APA" Version="6">
-  <b:Source xmlns:b="http://schemas.openxmlformats.org/officeDocument/2006/bibliography" xmlns="http://schemas.openxmlformats.org/officeDocument/2006/bibliography">
-    <b:Tag>占位符1</b:Tag>
-    <b:RefOrder>1</b:RefOrder>
-  </b:Source>
-</b:Sources>
-</file>
-
-<file path=customXml/item2.xml><?xml version="1.0" encoding="utf-8"?>
 <s:customData xmlns="http://www.wps.cn/officeDocument/2013/wpsCustomData" xmlns:s="http://www.wps.cn/officeDocument/2013/wpsCustomData">
   <customSectProps>
     <customSectPr/>
@@ -21982,18 +20387,27 @@
 </s:customData>
 </file>
 
+<file path=customXml/item2.xml><?xml version="1.0" encoding="utf-8"?>
+<b:Sources xmlns:b="http://schemas.openxmlformats.org/officeDocument/2006/bibliography" xmlns="http://schemas.openxmlformats.org/officeDocument/2006/bibliography" SelectedStyle="\APASixthEditionOfficeOnline.xsl" StyleName="APA" Version="6">
+  <b:Source xmlns:b="http://schemas.openxmlformats.org/officeDocument/2006/bibliography" xmlns="http://schemas.openxmlformats.org/officeDocument/2006/bibliography">
+    <b:Tag>占位符1</b:Tag>
+    <b:RefOrder>1</b:RefOrder>
+  </b:Source>
+</b:Sources>
+</file>
+
 <file path=customXml/itemProps1.xml><?xml version="1.0" encoding="utf-8"?>
+<ds:datastoreItem xmlns:ds="http://schemas.openxmlformats.org/officeDocument/2006/customXml" ds:itemID="{B1977F7D-205B-4081-913C-38D41E755F92}">
+  <ds:schemaRefs>
+    <ds:schemaRef ds:uri="http://www.wps.cn/officeDocument/2013/wpsCustomData"/>
+  </ds:schemaRefs>
+</ds:datastoreItem>
+</file>
+
+<file path=customXml/itemProps2.xml><?xml version="1.0" encoding="utf-8"?>
 <ds:datastoreItem xmlns:ds="http://schemas.openxmlformats.org/officeDocument/2006/customXml" ds:itemID="{DD94AD23-C820-46DD-AF37-23DE0D7C9780}">
   <ds:schemaRefs>
     <ds:schemaRef ds:uri="http://schemas.openxmlformats.org/officeDocument/2006/bibliography"/>
   </ds:schemaRefs>
 </ds:datastoreItem>
-</file>
-
-<file path=customXml/itemProps2.xml><?xml version="1.0" encoding="utf-8"?>
-<ds:datastoreItem xmlns:ds="http://schemas.openxmlformats.org/officeDocument/2006/customXml" ds:itemID="{B1977F7D-205B-4081-913C-38D41E755F92}">
-  <ds:schemaRefs>
-    <ds:schemaRef ds:uri="http://www.wps.cn/officeDocument/2013/wpsCustomData"/>
-  </ds:schemaRefs>
-</ds:datastoreItem>
 </file>